--- a/sem2/PAPRO/Papro4/Sprawozdanie_lab4.docx
+++ b/sem2/PAPRO/Papro4/Sprawozdanie_lab4.docx
@@ -14,6 +14,66 @@
       </w:pPr>
       <w:r>
         <w:rPr>
+          <w:noProof/>
+        </w:rPr>
+        <w:drawing>
+          <wp:anchor distT="0" distB="0" distL="114300" distR="114300" simplePos="0" relativeHeight="251658240" behindDoc="0" locked="0" layoutInCell="1" allowOverlap="1" wp14:anchorId="60448D8E" wp14:editId="262E48C5">
+            <wp:simplePos x="0" y="0"/>
+            <wp:positionH relativeFrom="column">
+              <wp:posOffset>1132114</wp:posOffset>
+            </wp:positionH>
+            <wp:positionV relativeFrom="page">
+              <wp:posOffset>1593215</wp:posOffset>
+            </wp:positionV>
+            <wp:extent cx="3060700" cy="5803900"/>
+            <wp:effectExtent l="0" t="0" r="0" b="0"/>
+            <wp:wrapTopAndBottom/>
+            <wp:docPr id="548413864" name="Picture 1"/>
+            <wp:cNvGraphicFramePr>
+              <a:graphicFrameLocks xmlns:a="http://schemas.openxmlformats.org/drawingml/2006/main" noChangeAspect="1"/>
+            </wp:cNvGraphicFramePr>
+            <a:graphic xmlns:a="http://schemas.openxmlformats.org/drawingml/2006/main">
+              <a:graphicData uri="http://schemas.openxmlformats.org/drawingml/2006/picture">
+                <pic:pic xmlns:pic="http://schemas.openxmlformats.org/drawingml/2006/picture">
+                  <pic:nvPicPr>
+                    <pic:cNvPr id="548413864" name="Picture 548413864"/>
+                    <pic:cNvPicPr/>
+                  </pic:nvPicPr>
+                  <pic:blipFill>
+                    <a:blip r:embed="rId6">
+                      <a:extLst>
+                        <a:ext uri="{28A0092B-C50C-407E-A947-70E740481C1C}">
+                          <a14:useLocalDpi xmlns:a14="http://schemas.microsoft.com/office/drawing/2010/main" val="0"/>
+                        </a:ext>
+                      </a:extLst>
+                    </a:blip>
+                    <a:stretch>
+                      <a:fillRect/>
+                    </a:stretch>
+                  </pic:blipFill>
+                  <pic:spPr>
+                    <a:xfrm>
+                      <a:off x="0" y="0"/>
+                      <a:ext cx="3060700" cy="5803900"/>
+                    </a:xfrm>
+                    <a:prstGeom prst="rect">
+                      <a:avLst/>
+                    </a:prstGeom>
+                  </pic:spPr>
+                </pic:pic>
+              </a:graphicData>
+            </a:graphic>
+            <wp14:sizeRelH relativeFrom="page">
+              <wp14:pctWidth>0</wp14:pctWidth>
+            </wp14:sizeRelH>
+            <wp14:sizeRelV relativeFrom="page">
+              <wp14:pctHeight>0</wp14:pctHeight>
+            </wp14:sizeRelV>
+          </wp:anchor>
+        </w:drawing>
+      </w:r>
+      <w:r>
+        <w:rPr>
           <w:b/>
           <w:bCs/>
           <w:sz w:val="28"/>
@@ -21,10 +81,468 @@
         </w:rPr>
         <w:t>Zad.1</w:t>
       </w:r>
+      <w:r>
+        <w:rPr>
+          <w:b/>
+          <w:bCs/>
+          <w:sz w:val="28"/>
+          <w:szCs w:val="28"/>
+        </w:rPr>
+        <w:t xml:space="preserve"> </w:t>
+      </w:r>
+      <w:proofErr w:type="spellStart"/>
+      <w:r>
+        <w:rPr>
+          <w:b/>
+          <w:bCs/>
+          <w:sz w:val="28"/>
+          <w:szCs w:val="28"/>
+        </w:rPr>
+        <w:t>Część</w:t>
+      </w:r>
+      <w:proofErr w:type="spellEnd"/>
+      <w:r>
+        <w:rPr>
+          <w:b/>
+          <w:bCs/>
+          <w:sz w:val="28"/>
+          <w:szCs w:val="28"/>
+        </w:rPr>
+        <w:t xml:space="preserve"> 1</w:t>
+      </w:r>
     </w:p>
-    <w:p/>
+    <w:tbl>
+      <w:tblPr>
+        <w:tblStyle w:val="TableGrid"/>
+        <w:tblW w:w="0" w:type="auto"/>
+        <w:tblLook w:val="04A0" w:firstRow="1" w:lastRow="0" w:firstColumn="1" w:lastColumn="0" w:noHBand="0" w:noVBand="1"/>
+      </w:tblPr>
+      <w:tblGrid>
+        <w:gridCol w:w="4675"/>
+        <w:gridCol w:w="4675"/>
+      </w:tblGrid>
+      <w:tr>
+        <w:tc>
+          <w:tcPr>
+            <w:tcW w:w="4675" w:type="dxa"/>
+          </w:tcPr>
+          <w:p>
+            <w:pPr>
+              <w:rPr>
+                <w:b/>
+                <w:bCs/>
+              </w:rPr>
+            </w:pPr>
+            <w:proofErr w:type="spellStart"/>
+            <w:r>
+              <w:rPr>
+                <w:b/>
+                <w:bCs/>
+              </w:rPr>
+              <w:t>Liczba</w:t>
+            </w:r>
+            <w:proofErr w:type="spellEnd"/>
+            <w:r>
+              <w:rPr>
+                <w:b/>
+                <w:bCs/>
+              </w:rPr>
+              <w:t xml:space="preserve"> </w:t>
+            </w:r>
+            <w:proofErr w:type="spellStart"/>
+            <w:r>
+              <w:rPr>
+                <w:b/>
+                <w:bCs/>
+              </w:rPr>
+              <w:t>Wątków</w:t>
+            </w:r>
+            <w:proofErr w:type="spellEnd"/>
+          </w:p>
+        </w:tc>
+        <w:tc>
+          <w:tcPr>
+            <w:tcW w:w="4675" w:type="dxa"/>
+          </w:tcPr>
+          <w:p>
+            <w:pPr>
+              <w:rPr>
+                <w:b/>
+                <w:bCs/>
+              </w:rPr>
+            </w:pPr>
+            <w:r>
+              <w:rPr>
+                <w:b/>
+                <w:bCs/>
+              </w:rPr>
+              <w:t xml:space="preserve">Utrata </w:t>
+            </w:r>
+            <w:proofErr w:type="spellStart"/>
+            <w:r>
+              <w:rPr>
+                <w:b/>
+                <w:bCs/>
+              </w:rPr>
+              <w:t>wartości</w:t>
+            </w:r>
+            <w:proofErr w:type="spellEnd"/>
+            <w:r>
+              <w:rPr>
+                <w:b/>
+                <w:bCs/>
+              </w:rPr>
+              <w:t xml:space="preserve"> counter</w:t>
+            </w:r>
+            <w:r>
+              <w:rPr>
+                <w:b/>
+                <w:bCs/>
+              </w:rPr>
+              <w:t xml:space="preserve"> (%)</w:t>
+            </w:r>
+          </w:p>
+        </w:tc>
+      </w:tr>
+      <w:tr>
+        <w:tc>
+          <w:tcPr>
+            <w:tcW w:w="4675" w:type="dxa"/>
+          </w:tcPr>
+          <w:p>
+            <w:r>
+              <w:t>2</w:t>
+            </w:r>
+          </w:p>
+        </w:tc>
+        <w:tc>
+          <w:tcPr>
+            <w:tcW w:w="4675" w:type="dxa"/>
+          </w:tcPr>
+          <w:p>
+            <w:r>
+              <w:t>18.95%</w:t>
+            </w:r>
+          </w:p>
+        </w:tc>
+      </w:tr>
+      <w:tr>
+        <w:tc>
+          <w:tcPr>
+            <w:tcW w:w="4675" w:type="dxa"/>
+          </w:tcPr>
+          <w:p>
+            <w:r>
+              <w:t>4</w:t>
+            </w:r>
+          </w:p>
+        </w:tc>
+        <w:tc>
+          <w:tcPr>
+            <w:tcW w:w="4675" w:type="dxa"/>
+          </w:tcPr>
+          <w:p>
+            <w:r>
+              <w:t>43.82%</w:t>
+            </w:r>
+          </w:p>
+        </w:tc>
+      </w:tr>
+      <w:tr>
+        <w:tc>
+          <w:tcPr>
+            <w:tcW w:w="4675" w:type="dxa"/>
+          </w:tcPr>
+          <w:p>
+            <w:r>
+              <w:t>8</w:t>
+            </w:r>
+          </w:p>
+        </w:tc>
+        <w:tc>
+          <w:tcPr>
+            <w:tcW w:w="4675" w:type="dxa"/>
+          </w:tcPr>
+          <w:p>
+            <w:r>
+              <w:t>51.43%</w:t>
+            </w:r>
+          </w:p>
+        </w:tc>
+      </w:tr>
+      <w:tr>
+        <w:tc>
+          <w:tcPr>
+            <w:tcW w:w="4675" w:type="dxa"/>
+          </w:tcPr>
+          <w:p>
+            <w:r>
+              <w:t>16</w:t>
+            </w:r>
+          </w:p>
+        </w:tc>
+        <w:tc>
+          <w:tcPr>
+            <w:tcW w:w="4675" w:type="dxa"/>
+          </w:tcPr>
+          <w:p>
+            <w:r>
+              <w:t>33.36%</w:t>
+            </w:r>
+          </w:p>
+        </w:tc>
+      </w:tr>
+    </w:tbl>
+    <w:p>
+      <w:r>
+        <w:t xml:space="preserve"> </w:t>
+      </w:r>
+    </w:p>
+    <w:p>
+      <w:pPr>
+        <w:rPr>
+          <w:lang w:val="pl-PL"/>
+        </w:rPr>
+      </w:pPr>
+      <w:r>
+        <w:rPr>
+          <w:lang w:val="pl-PL"/>
+        </w:rPr>
+        <w:br/>
+      </w:r>
+      <w:r>
+        <w:rPr>
+          <w:lang w:val="pl-PL"/>
+        </w:rPr>
+        <w:br/>
+      </w:r>
+      <w:r>
+        <w:rPr>
+          <w:lang w:val="pl-PL"/>
+        </w:rPr>
+        <w:lastRenderedPageBreak/>
+        <w:t xml:space="preserve">b. </w:t>
+      </w:r>
+      <w:r>
+        <w:rPr>
+          <w:lang w:val="pl-PL"/>
+        </w:rPr>
+        <w:t>Im więcej wątków tym wię</w:t>
+      </w:r>
+      <w:r>
+        <w:rPr>
+          <w:lang w:val="pl-PL"/>
+        </w:rPr>
+        <w:t xml:space="preserve">cej razy system operacyjny wywoła tą funkcję często w nieodpowiednim momencie co z powodu nieprzystosowania </w:t>
+      </w:r>
+      <w:proofErr w:type="spellStart"/>
+      <w:r>
+        <w:rPr>
+          <w:lang w:val="pl-PL"/>
+        </w:rPr>
+        <w:t>pythona</w:t>
+      </w:r>
+      <w:proofErr w:type="spellEnd"/>
+      <w:r>
+        <w:rPr>
+          <w:lang w:val="pl-PL"/>
+        </w:rPr>
+        <w:t xml:space="preserve"> do tego typu działań co może skutkować odczytem starej wartości przez wątek, </w:t>
+      </w:r>
+      <w:r>
+        <w:rPr>
+          <w:lang w:val="pl-PL"/>
+        </w:rPr>
+        <w:t>zawieszeniem jego działania,</w:t>
+      </w:r>
+      <w:r>
+        <w:rPr>
+          <w:lang w:val="pl-PL"/>
+        </w:rPr>
+        <w:t xml:space="preserve"> w międzyczasie inne wątki zmieniają wartość zmiennej a na koniec początkowy wątek nadpisuje ich prace swoją wartością.</w:t>
+      </w:r>
+    </w:p>
+    <w:p>
+      <w:pPr>
+        <w:rPr>
+          <w:lang w:val="pl-PL"/>
+        </w:rPr>
+      </w:pPr>
+      <w:r>
+        <w:rPr>
+          <w:noProof/>
+          <w:lang w:val="pl-PL"/>
+        </w:rPr>
+        <w:drawing>
+          <wp:anchor distT="0" distB="0" distL="114300" distR="114300" simplePos="0" relativeHeight="251659264" behindDoc="0" locked="0" layoutInCell="1" allowOverlap="1" wp14:anchorId="13788384" wp14:editId="7215252E">
+            <wp:simplePos x="0" y="0"/>
+            <wp:positionH relativeFrom="column">
+              <wp:posOffset>1338852</wp:posOffset>
+            </wp:positionH>
+            <wp:positionV relativeFrom="paragraph">
+              <wp:posOffset>849630</wp:posOffset>
+            </wp:positionV>
+            <wp:extent cx="3162300" cy="6197600"/>
+            <wp:effectExtent l="0" t="0" r="0" b="0"/>
+            <wp:wrapTopAndBottom/>
+            <wp:docPr id="1461768171" name="Picture 2"/>
+            <wp:cNvGraphicFramePr>
+              <a:graphicFrameLocks xmlns:a="http://schemas.openxmlformats.org/drawingml/2006/main" noChangeAspect="1"/>
+            </wp:cNvGraphicFramePr>
+            <a:graphic xmlns:a="http://schemas.openxmlformats.org/drawingml/2006/main">
+              <a:graphicData uri="http://schemas.openxmlformats.org/drawingml/2006/picture">
+                <pic:pic xmlns:pic="http://schemas.openxmlformats.org/drawingml/2006/picture">
+                  <pic:nvPicPr>
+                    <pic:cNvPr id="1461768171" name="Picture 1461768171"/>
+                    <pic:cNvPicPr/>
+                  </pic:nvPicPr>
+                  <pic:blipFill>
+                    <a:blip r:embed="rId7">
+                      <a:extLst>
+                        <a:ext uri="{28A0092B-C50C-407E-A947-70E740481C1C}">
+                          <a14:useLocalDpi xmlns:a14="http://schemas.microsoft.com/office/drawing/2010/main" val="0"/>
+                        </a:ext>
+                      </a:extLst>
+                    </a:blip>
+                    <a:stretch>
+                      <a:fillRect/>
+                    </a:stretch>
+                  </pic:blipFill>
+                  <pic:spPr>
+                    <a:xfrm>
+                      <a:off x="0" y="0"/>
+                      <a:ext cx="3162300" cy="6197600"/>
+                    </a:xfrm>
+                    <a:prstGeom prst="rect">
+                      <a:avLst/>
+                    </a:prstGeom>
+                  </pic:spPr>
+                </pic:pic>
+              </a:graphicData>
+            </a:graphic>
+            <wp14:sizeRelH relativeFrom="page">
+              <wp14:pctWidth>0</wp14:pctWidth>
+            </wp14:sizeRelH>
+            <wp14:sizeRelV relativeFrom="page">
+              <wp14:pctHeight>0</wp14:pctHeight>
+            </wp14:sizeRelV>
+          </wp:anchor>
+        </w:drawing>
+      </w:r>
+      <w:r>
+        <w:rPr>
+          <w:lang w:val="pl-PL"/>
+        </w:rPr>
+        <w:t xml:space="preserve">c. Po zmianie </w:t>
+      </w:r>
+      <w:proofErr w:type="spellStart"/>
+      <w:r>
+        <w:rPr>
+          <w:lang w:val="pl-PL"/>
+        </w:rPr>
+        <w:t>get_</w:t>
+      </w:r>
+      <w:proofErr w:type="gramStart"/>
+      <w:r>
+        <w:rPr>
+          <w:lang w:val="pl-PL"/>
+        </w:rPr>
+        <w:t>one</w:t>
+      </w:r>
+      <w:proofErr w:type="spellEnd"/>
+      <w:r>
+        <w:rPr>
+          <w:lang w:val="pl-PL"/>
+        </w:rPr>
+        <w:t>(</w:t>
+      </w:r>
+      <w:proofErr w:type="gramEnd"/>
+      <w:r>
+        <w:rPr>
+          <w:lang w:val="pl-PL"/>
+        </w:rPr>
+        <w:t xml:space="preserve">) na prostą inkrementację zmiennej </w:t>
+      </w:r>
+      <w:proofErr w:type="spellStart"/>
+      <w:r>
+        <w:rPr>
+          <w:lang w:val="pl-PL"/>
+        </w:rPr>
+        <w:t>counter</w:t>
+      </w:r>
+      <w:proofErr w:type="spellEnd"/>
+      <w:r>
+        <w:rPr>
+          <w:lang w:val="pl-PL"/>
+        </w:rPr>
+        <w:t xml:space="preserve"> utrata wartości zmiennej jest równa zero we wszystkich przypadkach (zdjęcie poniżej). W tym przypadku </w:t>
+      </w:r>
+      <w:r>
+        <w:rPr>
+          <w:lang w:val="pl-PL"/>
+        </w:rPr>
+        <w:t>wątek nie musi być zawieszany więc praca innych wątków nie psuje wyniku.</w:t>
+      </w:r>
+    </w:p>
+    <w:p>
+      <w:pPr>
+        <w:rPr>
+          <w:b/>
+          <w:bCs/>
+          <w:sz w:val="28"/>
+          <w:szCs w:val="28"/>
+          <w:lang w:val="pl-PL"/>
+        </w:rPr>
+      </w:pPr>
+      <w:r>
+        <w:rPr>
+          <w:b/>
+          <w:bCs/>
+          <w:sz w:val="28"/>
+          <w:szCs w:val="28"/>
+          <w:lang w:val="pl-PL"/>
+        </w:rPr>
+        <w:lastRenderedPageBreak/>
+        <w:t>Zad.</w:t>
+      </w:r>
+      <w:r>
+        <w:rPr>
+          <w:b/>
+          <w:bCs/>
+          <w:sz w:val="28"/>
+          <w:szCs w:val="28"/>
+          <w:lang w:val="pl-PL"/>
+        </w:rPr>
+        <w:t>1 Część 2</w:t>
+      </w:r>
+    </w:p>
+    <w:p>
+      <w:pPr>
+        <w:rPr>
+          <w:b/>
+          <w:bCs/>
+          <w:sz w:val="28"/>
+          <w:szCs w:val="28"/>
+          <w:lang w:val="pl-PL"/>
+        </w:rPr>
+      </w:pPr>
+    </w:p>
+    <w:p>
+      <w:pPr>
+        <w:rPr>
+          <w:lang w:val="pl-PL"/>
+        </w:rPr>
+      </w:pPr>
+    </w:p>
+    <w:p>
+      <w:pPr>
+        <w:rPr>
+          <w:lang w:val="pl-PL"/>
+        </w:rPr>
+      </w:pPr>
+    </w:p>
     <w:sectPr>
-      <w:headerReference w:type="default" r:id="rId6"/>
+      <w:headerReference w:type="default" r:id="rId8"/>
       <w:pgSz w:w="12240" w:h="15840"/>
       <w:pgMar w:top="1440" w:right="1440" w:bottom="1440" w:left="1440" w:header="720" w:footer="720" w:gutter="0"/>
       <w:cols w:space="720"/>
@@ -1064,6 +1582,25 @@
     <w:uiPriority w:val="99"/>
     <w:rsid w:val="000417DB"/>
   </w:style>
+  <w:style w:type="table" w:styleId="TableGrid">
+    <w:name w:val="Table Grid"/>
+    <w:basedOn w:val="TableNormal"/>
+    <w:uiPriority w:val="39"/>
+    <w:rsid w:val="007B71F9"/>
+    <w:pPr>
+      <w:spacing w:after="0" w:line="240" w:lineRule="auto"/>
+    </w:pPr>
+    <w:tblPr>
+      <w:tblBorders>
+        <w:top w:val="single" w:sz="4" w:space="0" w:color="auto"/>
+        <w:left w:val="single" w:sz="4" w:space="0" w:color="auto"/>
+        <w:bottom w:val="single" w:sz="4" w:space="0" w:color="auto"/>
+        <w:right w:val="single" w:sz="4" w:space="0" w:color="auto"/>
+        <w:insideH w:val="single" w:sz="4" w:space="0" w:color="auto"/>
+        <w:insideV w:val="single" w:sz="4" w:space="0" w:color="auto"/>
+      </w:tblBorders>
+    </w:tblPr>
+  </w:style>
 </w:styles>
 </file>
 

--- a/sem2/PAPRO/Papro4/Sprawozdanie_lab4.docx
+++ b/sem2/PAPRO/Papro4/Sprawozdanie_lab4.docx
@@ -40,7 +40,7 @@
                     <pic:cNvPicPr/>
                   </pic:nvPicPr>
                   <pic:blipFill>
-                    <a:blip r:embed="rId6">
+                    <a:blip r:embed="rId7">
                       <a:extLst>
                         <a:ext uri="{28A0092B-C50C-407E-A947-70E740481C1C}">
                           <a14:useLocalDpi xmlns:a14="http://schemas.microsoft.com/office/drawing/2010/main" val="0"/>
@@ -397,7 +397,7 @@
                     <pic:cNvPicPr/>
                   </pic:nvPicPr>
                   <pic:blipFill>
-                    <a:blip r:embed="rId7">
+                    <a:blip r:embed="rId8">
                       <a:extLst>
                         <a:ext uri="{28A0092B-C50C-407E-A947-70E740481C1C}">
                           <a14:useLocalDpi xmlns:a14="http://schemas.microsoft.com/office/drawing/2010/main" val="0"/>
@@ -503,7 +503,61 @@
           <w:lang w:val="pl-PL"/>
         </w:rPr>
         <w:lastRenderedPageBreak/>
-        <w:t>Zad.</w:t>
+        <w:drawing>
+          <wp:anchor distT="0" distB="0" distL="114300" distR="114300" simplePos="0" relativeHeight="251660288" behindDoc="0" locked="0" layoutInCell="1" allowOverlap="1" wp14:anchorId="078A0104" wp14:editId="6C071A1E">
+            <wp:simplePos x="0" y="0"/>
+            <wp:positionH relativeFrom="column">
+              <wp:posOffset>576580</wp:posOffset>
+            </wp:positionH>
+            <wp:positionV relativeFrom="page">
+              <wp:posOffset>1225550</wp:posOffset>
+            </wp:positionV>
+            <wp:extent cx="4368800" cy="6184900"/>
+            <wp:effectExtent l="0" t="0" r="0" b="0"/>
+            <wp:wrapTopAndBottom/>
+            <wp:docPr id="1547844853" name="Picture 1"/>
+            <wp:cNvGraphicFramePr>
+              <a:graphicFrameLocks xmlns:a="http://schemas.openxmlformats.org/drawingml/2006/main" noChangeAspect="1"/>
+            </wp:cNvGraphicFramePr>
+            <a:graphic xmlns:a="http://schemas.openxmlformats.org/drawingml/2006/main">
+              <a:graphicData uri="http://schemas.openxmlformats.org/drawingml/2006/picture">
+                <pic:pic xmlns:pic="http://schemas.openxmlformats.org/drawingml/2006/picture">
+                  <pic:nvPicPr>
+                    <pic:cNvPr id="1547844853" name=""/>
+                    <pic:cNvPicPr/>
+                  </pic:nvPicPr>
+                  <pic:blipFill>
+                    <a:blip r:embed="rId9">
+                      <a:extLst>
+                        <a:ext uri="{28A0092B-C50C-407E-A947-70E740481C1C}">
+                          <a14:useLocalDpi xmlns:a14="http://schemas.microsoft.com/office/drawing/2010/main" val="0"/>
+                        </a:ext>
+                      </a:extLst>
+                    </a:blip>
+                    <a:stretch>
+                      <a:fillRect/>
+                    </a:stretch>
+                  </pic:blipFill>
+                  <pic:spPr>
+                    <a:xfrm>
+                      <a:off x="0" y="0"/>
+                      <a:ext cx="4368800" cy="6184900"/>
+                    </a:xfrm>
+                    <a:prstGeom prst="rect">
+                      <a:avLst/>
+                    </a:prstGeom>
+                  </pic:spPr>
+                </pic:pic>
+              </a:graphicData>
+            </a:graphic>
+            <wp14:sizeRelH relativeFrom="page">
+              <wp14:pctWidth>0</wp14:pctWidth>
+            </wp14:sizeRelH>
+            <wp14:sizeRelV relativeFrom="page">
+              <wp14:pctHeight>0</wp14:pctHeight>
+            </wp14:sizeRelV>
+          </wp:anchor>
+        </w:drawing>
       </w:r>
       <w:r>
         <w:rPr>
@@ -513,11 +567,9 @@
           <w:szCs w:val="28"/>
           <w:lang w:val="pl-PL"/>
         </w:rPr>
-        <w:t>1 Część 2</w:t>
-      </w:r>
-    </w:p>
-    <w:p>
-      <w:pPr>
+        <w:t>Zad.</w:t>
+      </w:r>
+      <w:r>
         <w:rPr>
           <w:b/>
           <w:bCs/>
@@ -525,24 +577,361 @@
           <w:szCs w:val="28"/>
           <w:lang w:val="pl-PL"/>
         </w:rPr>
-      </w:pPr>
+        <w:t>1 Część 2</w:t>
+      </w:r>
     </w:p>
     <w:p>
       <w:pPr>
         <w:rPr>
+          <w:b/>
+          <w:bCs/>
+          <w:sz w:val="28"/>
+          <w:szCs w:val="28"/>
           <w:lang w:val="pl-PL"/>
         </w:rPr>
       </w:pPr>
     </w:p>
     <w:p>
       <w:pPr>
+        <w:pStyle w:val="ListParagraph"/>
+        <w:numPr>
+          <w:ilvl w:val="0"/>
+          <w:numId w:val="2"/>
+        </w:numPr>
+        <w:rPr>
+          <w:lang w:val="pl-PL"/>
+        </w:rPr>
+      </w:pPr>
+      <w:r>
+        <w:rPr>
+          <w:lang w:val="pl-PL"/>
+        </w:rPr>
+        <w:t>Wyniki są poprawne, dla 8 wątków błąd tak samo jak dla wszystkich innych, jest równy zero.</w:t>
+      </w:r>
+    </w:p>
+    <w:p>
+      <w:pPr>
+        <w:pStyle w:val="ListParagraph"/>
+        <w:numPr>
+          <w:ilvl w:val="0"/>
+          <w:numId w:val="2"/>
+        </w:numPr>
+        <w:rPr>
+          <w:lang w:val="pl-PL"/>
+        </w:rPr>
+      </w:pPr>
+      <w:r>
+        <w:rPr>
+          <w:lang w:val="pl-PL"/>
+        </w:rPr>
+        <w:t xml:space="preserve">Tworzy </w:t>
+      </w:r>
+      <w:proofErr w:type="spellStart"/>
+      <w:r>
+        <w:rPr>
+          <w:lang w:val="pl-PL"/>
+        </w:rPr>
+        <w:t>muteks</w:t>
+      </w:r>
+      <w:proofErr w:type="spellEnd"/>
+      <w:r>
+        <w:rPr>
+          <w:lang w:val="pl-PL"/>
+        </w:rPr>
+        <w:t xml:space="preserve">, który chroni dostęp do zmiennej </w:t>
+      </w:r>
+      <w:proofErr w:type="gramStart"/>
+      <w:r>
+        <w:rPr>
+          <w:lang w:val="pl-PL"/>
+        </w:rPr>
+        <w:t>counter2</w:t>
+      </w:r>
+      <w:proofErr w:type="gramEnd"/>
+      <w:r>
+        <w:rPr>
+          <w:lang w:val="pl-PL"/>
+        </w:rPr>
+        <w:t xml:space="preserve"> aby </w:t>
+      </w:r>
+      <w:r>
+        <w:rPr>
+          <w:lang w:val="pl-PL"/>
+        </w:rPr>
+        <w:t xml:space="preserve">uniknąć sytuacji z części 1 </w:t>
+      </w:r>
+      <w:proofErr w:type="spellStart"/>
+      <w:r>
+        <w:rPr>
+          <w:lang w:val="pl-PL"/>
+        </w:rPr>
+        <w:t>pdpkt</w:t>
+      </w:r>
+      <w:proofErr w:type="spellEnd"/>
+      <w:r>
+        <w:rPr>
+          <w:lang w:val="pl-PL"/>
+        </w:rPr>
+        <w:t xml:space="preserve"> a gdzie </w:t>
+      </w:r>
+      <w:r>
+        <w:rPr>
+          <w:lang w:val="pl-PL"/>
+        </w:rPr>
+        <w:t>do zmiennej dostęp na raz miało kilka wątków co powodowało błędy.</w:t>
+      </w:r>
+    </w:p>
+    <w:p>
+      <w:pPr>
+        <w:pStyle w:val="ListParagraph"/>
+        <w:numPr>
+          <w:ilvl w:val="0"/>
+          <w:numId w:val="2"/>
+        </w:numPr>
+        <w:rPr>
+          <w:lang w:val="pl-PL"/>
+        </w:rPr>
+      </w:pPr>
+      <w:r>
+        <w:rPr>
+          <w:lang w:val="pl-PL"/>
+        </w:rPr>
+        <w:lastRenderedPageBreak/>
+        <w:t xml:space="preserve">Wątki nie działają równolegle przez </w:t>
+      </w:r>
+      <w:proofErr w:type="spellStart"/>
+      <w:r>
+        <w:rPr>
+          <w:lang w:val="pl-PL"/>
+        </w:rPr>
+        <w:t>istenienie</w:t>
+      </w:r>
+      <w:proofErr w:type="spellEnd"/>
+      <w:r>
+        <w:rPr>
+          <w:lang w:val="pl-PL"/>
+        </w:rPr>
+        <w:t xml:space="preserve"> blokady w postaci </w:t>
+      </w:r>
+      <w:proofErr w:type="spellStart"/>
+      <w:r>
+        <w:rPr>
+          <w:lang w:val="pl-PL"/>
+        </w:rPr>
+        <w:t>muteksu</w:t>
+      </w:r>
+      <w:proofErr w:type="spellEnd"/>
+      <w:r>
+        <w:rPr>
+          <w:lang w:val="pl-PL"/>
+        </w:rPr>
+        <w:t xml:space="preserve">. </w:t>
+      </w:r>
+      <w:r>
+        <w:rPr>
+          <w:lang w:val="pl-PL"/>
+        </w:rPr>
+        <w:t xml:space="preserve">Czasy są około 4-5 </w:t>
+      </w:r>
+      <w:proofErr w:type="spellStart"/>
+      <w:r>
+        <w:rPr>
+          <w:lang w:val="pl-PL"/>
+        </w:rPr>
+        <w:t>raza</w:t>
+      </w:r>
+      <w:proofErr w:type="spellEnd"/>
+      <w:r>
+        <w:rPr>
+          <w:lang w:val="pl-PL"/>
+        </w:rPr>
+        <w:t xml:space="preserve"> większe porównując z czasami z części 1 </w:t>
+      </w:r>
+      <w:proofErr w:type="spellStart"/>
+      <w:r>
+        <w:rPr>
+          <w:lang w:val="pl-PL"/>
+        </w:rPr>
+        <w:t>pdpkt</w:t>
+      </w:r>
+      <w:proofErr w:type="spellEnd"/>
+      <w:r>
+        <w:rPr>
+          <w:lang w:val="pl-PL"/>
+        </w:rPr>
+        <w:t xml:space="preserve"> c </w:t>
+      </w:r>
+      <w:r>
+        <w:rPr>
+          <w:lang w:val="pl-PL"/>
+        </w:rPr>
+        <w:t xml:space="preserve">i około 3 razy większe niż części </w:t>
+      </w:r>
+      <w:proofErr w:type="spellStart"/>
+      <w:r>
+        <w:rPr>
+          <w:lang w:val="pl-PL"/>
+        </w:rPr>
+        <w:t>pdpkt</w:t>
+      </w:r>
+      <w:proofErr w:type="spellEnd"/>
+      <w:r>
+        <w:rPr>
+          <w:lang w:val="pl-PL"/>
+        </w:rPr>
+        <w:t xml:space="preserve"> a.</w:t>
+      </w:r>
+    </w:p>
+    <w:p>
+      <w:pPr>
+        <w:pStyle w:val="ListParagraph"/>
+        <w:numPr>
+          <w:ilvl w:val="0"/>
+          <w:numId w:val="2"/>
+        </w:numPr>
+        <w:rPr>
+          <w:lang w:val="pl-PL"/>
+        </w:rPr>
+      </w:pPr>
+      <w:r>
+        <w:rPr>
+          <w:lang w:val="pl-PL"/>
+        </w:rPr>
+        <w:t xml:space="preserve">Różnica wacha się między 400% a 500% porównując częścią 1 </w:t>
+      </w:r>
+      <w:proofErr w:type="spellStart"/>
+      <w:r>
+        <w:rPr>
+          <w:lang w:val="pl-PL"/>
+        </w:rPr>
+        <w:t>pdpkt</w:t>
+      </w:r>
+      <w:proofErr w:type="spellEnd"/>
+      <w:r>
+        <w:rPr>
+          <w:lang w:val="pl-PL"/>
+        </w:rPr>
+        <w:t xml:space="preserve"> </w:t>
+      </w:r>
+      <w:proofErr w:type="gramStart"/>
+      <w:r>
+        <w:rPr>
+          <w:lang w:val="pl-PL"/>
+        </w:rPr>
+        <w:t>c ,</w:t>
+      </w:r>
+      <w:proofErr w:type="gramEnd"/>
+      <w:r>
+        <w:rPr>
+          <w:lang w:val="pl-PL"/>
+        </w:rPr>
+        <w:t xml:space="preserve"> a </w:t>
+      </w:r>
+      <w:r>
+        <w:rPr>
+          <w:lang w:val="pl-PL"/>
+        </w:rPr>
+        <w:t xml:space="preserve">porównując z </w:t>
+      </w:r>
+      <w:proofErr w:type="spellStart"/>
+      <w:r>
+        <w:rPr>
+          <w:lang w:val="pl-PL"/>
+        </w:rPr>
+        <w:t>pdkpt</w:t>
+      </w:r>
+      <w:proofErr w:type="spellEnd"/>
+      <w:r>
+        <w:rPr>
+          <w:lang w:val="pl-PL"/>
+        </w:rPr>
+        <w:t xml:space="preserve"> a części 1 jest to około 300%</w:t>
+      </w:r>
+      <w:r>
+        <w:rPr>
+          <w:lang w:val="pl-PL"/>
+        </w:rPr>
+        <w:t>.</w:t>
+      </w:r>
+    </w:p>
+    <w:p>
+      <w:pPr>
+        <w:ind w:left="360"/>
+        <w:rPr>
+          <w:sz w:val="28"/>
+          <w:szCs w:val="28"/>
+          <w:lang w:val="pl-PL"/>
+        </w:rPr>
+      </w:pPr>
+    </w:p>
+    <w:p>
+      <w:pPr>
+        <w:ind w:left="360"/>
+        <w:rPr>
+          <w:b/>
+          <w:bCs/>
+          <w:sz w:val="28"/>
+          <w:szCs w:val="28"/>
+          <w:lang w:val="pl-PL"/>
+        </w:rPr>
+      </w:pPr>
+      <w:r>
+        <w:rPr>
+          <w:b/>
+          <w:bCs/>
+          <w:sz w:val="28"/>
+          <w:szCs w:val="28"/>
+          <w:lang w:val="pl-PL"/>
+        </w:rPr>
+        <w:t>Zad.</w:t>
+      </w:r>
+      <w:r>
+        <w:rPr>
+          <w:b/>
+          <w:bCs/>
+          <w:sz w:val="28"/>
+          <w:szCs w:val="28"/>
+          <w:lang w:val="pl-PL"/>
+        </w:rPr>
+        <w:t>1 Część 3</w:t>
+      </w:r>
+    </w:p>
+    <w:p>
+      <w:pPr>
+        <w:ind w:left="360"/>
+        <w:rPr>
+          <w:b/>
+          <w:bCs/>
+          <w:sz w:val="28"/>
+          <w:szCs w:val="28"/>
+          <w:lang w:val="pl-PL"/>
+        </w:rPr>
+      </w:pPr>
+    </w:p>
+    <w:p>
+      <w:pPr>
+        <w:ind w:left="360"/>
+        <w:rPr>
+          <w:lang w:val="pl-PL"/>
+        </w:rPr>
+      </w:pPr>
+    </w:p>
+    <w:p>
+      <w:pPr>
+        <w:rPr>
+          <w:lang w:val="pl-PL"/>
+        </w:rPr>
+      </w:pPr>
+    </w:p>
+    <w:p>
+      <w:pPr>
         <w:rPr>
           <w:lang w:val="pl-PL"/>
         </w:rPr>
       </w:pPr>
     </w:p>
     <w:sectPr>
-      <w:headerReference w:type="default" r:id="rId8"/>
+      <w:headerReference w:type="default" r:id="rId10"/>
       <w:pgSz w:w="12240" w:h="15840"/>
       <w:pgMar w:top="1440" w:right="1440" w:bottom="1440" w:left="1440" w:header="720" w:footer="720" w:gutter="0"/>
       <w:cols w:space="720"/>
@@ -619,6 +1008,195 @@
     </w:r>
   </w:p>
 </w:hdr>
+</file>
+
+<file path=word/numbering.xml><?xml version="1.0" encoding="utf-8"?>
+<w:numbering xmlns:wpc="http://schemas.microsoft.com/office/word/2010/wordprocessingCanvas" xmlns:cx="http://schemas.microsoft.com/office/drawing/2014/chartex" xmlns:cx1="http://schemas.microsoft.com/office/drawing/2015/9/8/chartex" xmlns:cx2="http://schemas.microsoft.com/office/drawing/2015/10/21/chartex" xmlns:cx3="http://schemas.microsoft.com/office/drawing/2016/5/9/chartex" xmlns:cx4="http://schemas.microsoft.com/office/drawing/2016/5/10/chartex" xmlns:cx5="http://schemas.microsoft.com/office/drawing/2016/5/11/chartex" xmlns:cx6="http://schemas.microsoft.com/office/drawing/2016/5/12/chartex" xmlns:cx7="http://schemas.microsoft.com/office/drawing/2016/5/13/chartex" xmlns:cx8="http://schemas.microsoft.com/office/drawing/2016/5/14/chartex" xmlns:mc="http://schemas.openxmlformats.org/markup-compatibility/2006" xmlns:aink="http://schemas.microsoft.com/office/drawing/2016/ink" xmlns:am3d="http://schemas.microsoft.com/office/drawing/2017/model3d" xmlns:o="urn:schemas-microsoft-com:office:office" xmlns:oel="http://schemas.microsoft.com/office/2019/extlst" xmlns:r="http://schemas.openxmlformats.org/officeDocument/2006/relationships" xmlns:m="http://schemas.openxmlformats.org/officeDocument/2006/math" xmlns:v="urn:schemas-microsoft-com:vml" xmlns:wp14="http://schemas.microsoft.com/office/word/2010/wordprocessingDrawing" xmlns:wp="http://schemas.openxmlformats.org/drawingml/2006/wordprocessingDrawing" xmlns:w10="urn:schemas-microsoft-com:office:word" xmlns:w="http://schemas.openxmlformats.org/wordprocessingml/2006/main" xmlns:w14="http://schemas.microsoft.com/office/word/2010/wordml" xmlns:w15="http://schemas.microsoft.com/office/word/2012/wordml" xmlns:w16cex="http://schemas.microsoft.com/office/word/2018/wordml/cex" xmlns:w16cid="http://schemas.microsoft.com/office/word/2016/wordml/cid" xmlns:w16="http://schemas.microsoft.com/office/word/2018/wordml" xmlns:w16du="http://schemas.microsoft.com/office/word/2023/wordml/word16du" xmlns:w16sdtdh="http://schemas.microsoft.com/office/word/2020/wordml/sdtdatahash" xmlns:w16sdtfl="http://schemas.microsoft.com/office/word/2024/wordml/sdtformatlock" xmlns:w16se="http://schemas.microsoft.com/office/word/2015/wordml/symex" xmlns:wpg="http://schemas.microsoft.com/office/word/2010/wordprocessingGroup" xmlns:wpi="http://schemas.microsoft.com/office/word/2010/wordprocessingInk" xmlns:wne="http://schemas.microsoft.com/office/word/2006/wordml" xmlns:wps="http://schemas.microsoft.com/office/word/2010/wordprocessingShape" mc:Ignorable="w14 w15 w16se w16cid w16 w16cex w16sdtdh w16sdtfl w16du wp14">
+  <w:abstractNum w:abstractNumId="0" w15:restartNumberingAfterBreak="0">
+    <w:nsid w:val="6C7D5626"/>
+    <w:multiLevelType w:val="hybridMultilevel"/>
+    <w:tmpl w:val="7780D102"/>
+    <w:lvl w:ilvl="0" w:tplc="04090019">
+      <w:start w:val="1"/>
+      <w:numFmt w:val="lowerLetter"/>
+      <w:lvlText w:val="%1."/>
+      <w:lvlJc w:val="left"/>
+      <w:pPr>
+        <w:ind w:left="720" w:hanging="360"/>
+      </w:pPr>
+      <w:rPr>
+        <w:rFonts w:hint="default"/>
+      </w:rPr>
+    </w:lvl>
+    <w:lvl w:ilvl="1" w:tplc="04090019" w:tentative="1">
+      <w:start w:val="1"/>
+      <w:numFmt w:val="lowerLetter"/>
+      <w:lvlText w:val="%2."/>
+      <w:lvlJc w:val="left"/>
+      <w:pPr>
+        <w:ind w:left="1440" w:hanging="360"/>
+      </w:pPr>
+    </w:lvl>
+    <w:lvl w:ilvl="2" w:tplc="0409001B" w:tentative="1">
+      <w:start w:val="1"/>
+      <w:numFmt w:val="lowerRoman"/>
+      <w:lvlText w:val="%3."/>
+      <w:lvlJc w:val="right"/>
+      <w:pPr>
+        <w:ind w:left="2160" w:hanging="180"/>
+      </w:pPr>
+    </w:lvl>
+    <w:lvl w:ilvl="3" w:tplc="0409000F" w:tentative="1">
+      <w:start w:val="1"/>
+      <w:numFmt w:val="decimal"/>
+      <w:lvlText w:val="%4."/>
+      <w:lvlJc w:val="left"/>
+      <w:pPr>
+        <w:ind w:left="2880" w:hanging="360"/>
+      </w:pPr>
+    </w:lvl>
+    <w:lvl w:ilvl="4" w:tplc="04090019" w:tentative="1">
+      <w:start w:val="1"/>
+      <w:numFmt w:val="lowerLetter"/>
+      <w:lvlText w:val="%5."/>
+      <w:lvlJc w:val="left"/>
+      <w:pPr>
+        <w:ind w:left="3600" w:hanging="360"/>
+      </w:pPr>
+    </w:lvl>
+    <w:lvl w:ilvl="5" w:tplc="0409001B" w:tentative="1">
+      <w:start w:val="1"/>
+      <w:numFmt w:val="lowerRoman"/>
+      <w:lvlText w:val="%6."/>
+      <w:lvlJc w:val="right"/>
+      <w:pPr>
+        <w:ind w:left="4320" w:hanging="180"/>
+      </w:pPr>
+    </w:lvl>
+    <w:lvl w:ilvl="6" w:tplc="0409000F" w:tentative="1">
+      <w:start w:val="1"/>
+      <w:numFmt w:val="decimal"/>
+      <w:lvlText w:val="%7."/>
+      <w:lvlJc w:val="left"/>
+      <w:pPr>
+        <w:ind w:left="5040" w:hanging="360"/>
+      </w:pPr>
+    </w:lvl>
+    <w:lvl w:ilvl="7" w:tplc="04090019" w:tentative="1">
+      <w:start w:val="1"/>
+      <w:numFmt w:val="lowerLetter"/>
+      <w:lvlText w:val="%8."/>
+      <w:lvlJc w:val="left"/>
+      <w:pPr>
+        <w:ind w:left="5760" w:hanging="360"/>
+      </w:pPr>
+    </w:lvl>
+    <w:lvl w:ilvl="8" w:tplc="0409001B" w:tentative="1">
+      <w:start w:val="1"/>
+      <w:numFmt w:val="lowerRoman"/>
+      <w:lvlText w:val="%9."/>
+      <w:lvlJc w:val="right"/>
+      <w:pPr>
+        <w:ind w:left="6480" w:hanging="180"/>
+      </w:pPr>
+    </w:lvl>
+  </w:abstractNum>
+  <w:abstractNum w:abstractNumId="1" w15:restartNumberingAfterBreak="0">
+    <w:nsid w:val="6D8847B2"/>
+    <w:multiLevelType w:val="hybridMultilevel"/>
+    <w:tmpl w:val="8B5247F2"/>
+    <w:lvl w:ilvl="0" w:tplc="04090019">
+      <w:start w:val="1"/>
+      <w:numFmt w:val="lowerLetter"/>
+      <w:lvlText w:val="%1."/>
+      <w:lvlJc w:val="left"/>
+      <w:pPr>
+        <w:ind w:left="720" w:hanging="360"/>
+      </w:pPr>
+      <w:rPr>
+        <w:rFonts w:hint="default"/>
+      </w:rPr>
+    </w:lvl>
+    <w:lvl w:ilvl="1" w:tplc="04090019" w:tentative="1">
+      <w:start w:val="1"/>
+      <w:numFmt w:val="lowerLetter"/>
+      <w:lvlText w:val="%2."/>
+      <w:lvlJc w:val="left"/>
+      <w:pPr>
+        <w:ind w:left="1440" w:hanging="360"/>
+      </w:pPr>
+    </w:lvl>
+    <w:lvl w:ilvl="2" w:tplc="0409001B" w:tentative="1">
+      <w:start w:val="1"/>
+      <w:numFmt w:val="lowerRoman"/>
+      <w:lvlText w:val="%3."/>
+      <w:lvlJc w:val="right"/>
+      <w:pPr>
+        <w:ind w:left="2160" w:hanging="180"/>
+      </w:pPr>
+    </w:lvl>
+    <w:lvl w:ilvl="3" w:tplc="0409000F" w:tentative="1">
+      <w:start w:val="1"/>
+      <w:numFmt w:val="decimal"/>
+      <w:lvlText w:val="%4."/>
+      <w:lvlJc w:val="left"/>
+      <w:pPr>
+        <w:ind w:left="2880" w:hanging="360"/>
+      </w:pPr>
+    </w:lvl>
+    <w:lvl w:ilvl="4" w:tplc="04090019" w:tentative="1">
+      <w:start w:val="1"/>
+      <w:numFmt w:val="lowerLetter"/>
+      <w:lvlText w:val="%5."/>
+      <w:lvlJc w:val="left"/>
+      <w:pPr>
+        <w:ind w:left="3600" w:hanging="360"/>
+      </w:pPr>
+    </w:lvl>
+    <w:lvl w:ilvl="5" w:tplc="0409001B" w:tentative="1">
+      <w:start w:val="1"/>
+      <w:numFmt w:val="lowerRoman"/>
+      <w:lvlText w:val="%6."/>
+      <w:lvlJc w:val="right"/>
+      <w:pPr>
+        <w:ind w:left="4320" w:hanging="180"/>
+      </w:pPr>
+    </w:lvl>
+    <w:lvl w:ilvl="6" w:tplc="0409000F" w:tentative="1">
+      <w:start w:val="1"/>
+      <w:numFmt w:val="decimal"/>
+      <w:lvlText w:val="%7."/>
+      <w:lvlJc w:val="left"/>
+      <w:pPr>
+        <w:ind w:left="5040" w:hanging="360"/>
+      </w:pPr>
+    </w:lvl>
+    <w:lvl w:ilvl="7" w:tplc="04090019" w:tentative="1">
+      <w:start w:val="1"/>
+      <w:numFmt w:val="lowerLetter"/>
+      <w:lvlText w:val="%8."/>
+      <w:lvlJc w:val="left"/>
+      <w:pPr>
+        <w:ind w:left="5760" w:hanging="360"/>
+      </w:pPr>
+    </w:lvl>
+    <w:lvl w:ilvl="8" w:tplc="0409001B" w:tentative="1">
+      <w:start w:val="1"/>
+      <w:numFmt w:val="lowerRoman"/>
+      <w:lvlText w:val="%9."/>
+      <w:lvlJc w:val="right"/>
+      <w:pPr>
+        <w:ind w:left="6480" w:hanging="180"/>
+      </w:pPr>
+    </w:lvl>
+  </w:abstractNum>
+  <w:num w:numId="1" w16cid:durableId="817234077">
+    <w:abstractNumId w:val="0"/>
+  </w:num>
+  <w:num w:numId="2" w16cid:durableId="2141266817">
+    <w:abstractNumId w:val="1"/>
+  </w:num>
+</w:numbering>
 </file>
 
 <file path=word/styles.xml><?xml version="1.0" encoding="utf-8"?>

--- a/sem2/PAPRO/Papro4/Sprawozdanie_lab4.docx
+++ b/sem2/PAPRO/Papro4/Sprawozdanie_lab4.docx
@@ -88,27 +88,7 @@
           <w:sz w:val="28"/>
           <w:szCs w:val="28"/>
         </w:rPr>
-        <w:t xml:space="preserve"> </w:t>
-      </w:r>
-      <w:proofErr w:type="spellStart"/>
-      <w:r>
-        <w:rPr>
-          <w:b/>
-          <w:bCs/>
-          <w:sz w:val="28"/>
-          <w:szCs w:val="28"/>
-        </w:rPr>
-        <w:t>Część</w:t>
-      </w:r>
-      <w:proofErr w:type="spellEnd"/>
-      <w:r>
-        <w:rPr>
-          <w:b/>
-          <w:bCs/>
-          <w:sz w:val="28"/>
-          <w:szCs w:val="28"/>
-        </w:rPr>
-        <w:t xml:space="preserve"> 1</w:t>
+        <w:t xml:space="preserve"> Część 1</w:t>
       </w:r>
     </w:p>
     <w:tbl>
@@ -133,31 +113,13 @@
                 <w:bCs/>
               </w:rPr>
             </w:pPr>
-            <w:proofErr w:type="spellStart"/>
             <w:r>
               <w:rPr>
                 <w:b/>
                 <w:bCs/>
               </w:rPr>
-              <w:t>Liczba</w:t>
+              <w:t>Liczba Wątków</w:t>
             </w:r>
-            <w:proofErr w:type="spellEnd"/>
-            <w:r>
-              <w:rPr>
-                <w:b/>
-                <w:bCs/>
-              </w:rPr>
-              <w:t xml:space="preserve"> </w:t>
-            </w:r>
-            <w:proofErr w:type="spellStart"/>
-            <w:r>
-              <w:rPr>
-                <w:b/>
-                <w:bCs/>
-              </w:rPr>
-              <w:t>Wątków</w:t>
-            </w:r>
-            <w:proofErr w:type="spellEnd"/>
           </w:p>
         </w:tc>
         <w:tc>
@@ -176,23 +138,7 @@
                 <w:b/>
                 <w:bCs/>
               </w:rPr>
-              <w:t xml:space="preserve">Utrata </w:t>
-            </w:r>
-            <w:proofErr w:type="spellStart"/>
-            <w:r>
-              <w:rPr>
-                <w:b/>
-                <w:bCs/>
-              </w:rPr>
-              <w:t>wartości</w:t>
-            </w:r>
-            <w:proofErr w:type="spellEnd"/>
-            <w:r>
-              <w:rPr>
-                <w:b/>
-                <w:bCs/>
-              </w:rPr>
-              <w:t xml:space="preserve"> counter</w:t>
+              <w:t>Utrata wartości counter</w:t>
             </w:r>
             <w:r>
               <w:rPr>
@@ -333,21 +279,7 @@
         <w:rPr>
           <w:lang w:val="pl-PL"/>
         </w:rPr>
-        <w:t xml:space="preserve">cej razy system operacyjny wywoła tą funkcję często w nieodpowiednim momencie co z powodu nieprzystosowania </w:t>
-      </w:r>
-      <w:proofErr w:type="spellStart"/>
-      <w:r>
-        <w:rPr>
-          <w:lang w:val="pl-PL"/>
-        </w:rPr>
-        <w:t>pythona</w:t>
-      </w:r>
-      <w:proofErr w:type="spellEnd"/>
-      <w:r>
-        <w:rPr>
-          <w:lang w:val="pl-PL"/>
-        </w:rPr>
-        <w:t xml:space="preserve"> do tego typu działań co może skutkować odczytem starej wartości przez wątek, </w:t>
+        <w:t xml:space="preserve">cej razy system operacyjny wywoła tą funkcję często w nieodpowiednim momencie co z powodu nieprzystosowania pythona do tego typu działań co może skutkować odczytem starej wartości przez wątek, </w:t>
       </w:r>
       <w:r>
         <w:rPr>
@@ -433,55 +365,19 @@
         <w:rPr>
           <w:lang w:val="pl-PL"/>
         </w:rPr>
-        <w:t xml:space="preserve">c. Po zmianie </w:t>
-      </w:r>
-      <w:proofErr w:type="spellStart"/>
-      <w:r>
-        <w:rPr>
-          <w:lang w:val="pl-PL"/>
-        </w:rPr>
-        <w:t>get_</w:t>
-      </w:r>
-      <w:proofErr w:type="gramStart"/>
-      <w:r>
-        <w:rPr>
-          <w:lang w:val="pl-PL"/>
-        </w:rPr>
-        <w:t>one</w:t>
-      </w:r>
-      <w:proofErr w:type="spellEnd"/>
-      <w:r>
-        <w:rPr>
-          <w:lang w:val="pl-PL"/>
-        </w:rPr>
-        <w:t>(</w:t>
-      </w:r>
-      <w:proofErr w:type="gramEnd"/>
-      <w:r>
-        <w:rPr>
-          <w:lang w:val="pl-PL"/>
-        </w:rPr>
-        <w:t xml:space="preserve">) na prostą inkrementację zmiennej </w:t>
-      </w:r>
-      <w:proofErr w:type="spellStart"/>
-      <w:r>
-        <w:rPr>
-          <w:lang w:val="pl-PL"/>
-        </w:rPr>
-        <w:t>counter</w:t>
-      </w:r>
-      <w:proofErr w:type="spellEnd"/>
-      <w:r>
-        <w:rPr>
-          <w:lang w:val="pl-PL"/>
-        </w:rPr>
-        <w:t xml:space="preserve"> utrata wartości zmiennej jest równa zero we wszystkich przypadkach (zdjęcie poniżej). W tym przypadku </w:t>
+        <w:t xml:space="preserve">c. Po zmianie get_one() na prostą inkrementację zmiennej counter utrata wartości zmiennej jest równa zero we wszystkich przypadkach (zdjęcie poniżej). W tym przypadku </w:t>
       </w:r>
       <w:r>
         <w:rPr>
           <w:lang w:val="pl-PL"/>
         </w:rPr>
         <w:t>wątek nie musi być zawieszany więc praca innych wątków nie psuje wyniku.</w:t>
+      </w:r>
+      <w:r>
+        <w:rPr>
+          <w:lang w:val="pl-PL"/>
+        </w:rPr>
+        <w:t xml:space="preserve"> Wyścig powinien zajść ale przez implementację Pythona został on przed nami ukryty przez twórców.</w:t>
       </w:r>
     </w:p>
     <w:p>
@@ -624,55 +520,13 @@
         <w:rPr>
           <w:lang w:val="pl-PL"/>
         </w:rPr>
-        <w:t xml:space="preserve">Tworzy </w:t>
-      </w:r>
-      <w:proofErr w:type="spellStart"/>
-      <w:r>
-        <w:rPr>
-          <w:lang w:val="pl-PL"/>
-        </w:rPr>
-        <w:t>muteks</w:t>
-      </w:r>
-      <w:proofErr w:type="spellEnd"/>
-      <w:r>
-        <w:rPr>
-          <w:lang w:val="pl-PL"/>
-        </w:rPr>
-        <w:t xml:space="preserve">, który chroni dostęp do zmiennej </w:t>
-      </w:r>
-      <w:proofErr w:type="gramStart"/>
-      <w:r>
-        <w:rPr>
-          <w:lang w:val="pl-PL"/>
-        </w:rPr>
-        <w:t>counter2</w:t>
-      </w:r>
-      <w:proofErr w:type="gramEnd"/>
-      <w:r>
-        <w:rPr>
-          <w:lang w:val="pl-PL"/>
-        </w:rPr>
-        <w:t xml:space="preserve"> aby </w:t>
-      </w:r>
-      <w:r>
-        <w:rPr>
-          <w:lang w:val="pl-PL"/>
-        </w:rPr>
-        <w:t xml:space="preserve">uniknąć sytuacji z części 1 </w:t>
-      </w:r>
-      <w:proofErr w:type="spellStart"/>
-      <w:r>
-        <w:rPr>
-          <w:lang w:val="pl-PL"/>
-        </w:rPr>
-        <w:t>pdpkt</w:t>
-      </w:r>
-      <w:proofErr w:type="spellEnd"/>
-      <w:r>
-        <w:rPr>
-          <w:lang w:val="pl-PL"/>
-        </w:rPr>
-        <w:t xml:space="preserve"> a gdzie </w:t>
+        <w:t xml:space="preserve">Tworzy muteks, który chroni dostęp do zmiennej counter2 aby </w:t>
+      </w:r>
+      <w:r>
+        <w:rPr>
+          <w:lang w:val="pl-PL"/>
+        </w:rPr>
+        <w:t xml:space="preserve">uniknąć sytuacji z części 1 pdpkt a gdzie </w:t>
       </w:r>
       <w:r>
         <w:rPr>
@@ -697,89 +551,19 @@
           <w:lang w:val="pl-PL"/>
         </w:rPr>
         <w:lastRenderedPageBreak/>
-        <w:t xml:space="preserve">Wątki nie działają równolegle przez </w:t>
-      </w:r>
-      <w:proofErr w:type="spellStart"/>
-      <w:r>
-        <w:rPr>
-          <w:lang w:val="pl-PL"/>
-        </w:rPr>
-        <w:t>istenienie</w:t>
-      </w:r>
-      <w:proofErr w:type="spellEnd"/>
-      <w:r>
-        <w:rPr>
-          <w:lang w:val="pl-PL"/>
-        </w:rPr>
-        <w:t xml:space="preserve"> blokady w postaci </w:t>
-      </w:r>
-      <w:proofErr w:type="spellStart"/>
-      <w:r>
-        <w:rPr>
-          <w:lang w:val="pl-PL"/>
-        </w:rPr>
-        <w:t>muteksu</w:t>
-      </w:r>
-      <w:proofErr w:type="spellEnd"/>
-      <w:r>
-        <w:rPr>
-          <w:lang w:val="pl-PL"/>
-        </w:rPr>
-        <w:t xml:space="preserve">. </w:t>
-      </w:r>
-      <w:r>
-        <w:rPr>
-          <w:lang w:val="pl-PL"/>
-        </w:rPr>
-        <w:t xml:space="preserve">Czasy są około 4-5 </w:t>
-      </w:r>
-      <w:proofErr w:type="spellStart"/>
-      <w:r>
-        <w:rPr>
-          <w:lang w:val="pl-PL"/>
-        </w:rPr>
-        <w:t>raza</w:t>
-      </w:r>
-      <w:proofErr w:type="spellEnd"/>
-      <w:r>
-        <w:rPr>
-          <w:lang w:val="pl-PL"/>
-        </w:rPr>
-        <w:t xml:space="preserve"> większe porównując z czasami z części 1 </w:t>
-      </w:r>
-      <w:proofErr w:type="spellStart"/>
-      <w:r>
-        <w:rPr>
-          <w:lang w:val="pl-PL"/>
-        </w:rPr>
-        <w:t>pdpkt</w:t>
-      </w:r>
-      <w:proofErr w:type="spellEnd"/>
-      <w:r>
-        <w:rPr>
-          <w:lang w:val="pl-PL"/>
-        </w:rPr>
-        <w:t xml:space="preserve"> c </w:t>
-      </w:r>
-      <w:r>
-        <w:rPr>
-          <w:lang w:val="pl-PL"/>
-        </w:rPr>
-        <w:t xml:space="preserve">i około 3 razy większe niż części </w:t>
-      </w:r>
-      <w:proofErr w:type="spellStart"/>
-      <w:r>
-        <w:rPr>
-          <w:lang w:val="pl-PL"/>
-        </w:rPr>
-        <w:t>pdpkt</w:t>
-      </w:r>
-      <w:proofErr w:type="spellEnd"/>
-      <w:r>
-        <w:rPr>
-          <w:lang w:val="pl-PL"/>
-        </w:rPr>
-        <w:t xml:space="preserve"> a.</w:t>
+        <w:t xml:space="preserve">Wątki nie działają równolegle przez istenienie blokady w postaci muteksu. </w:t>
+      </w:r>
+      <w:r>
+        <w:rPr>
+          <w:lang w:val="pl-PL"/>
+        </w:rPr>
+        <w:t xml:space="preserve">Czasy są około 4-5 raza większe porównując z czasami z części 1 pdpkt c </w:t>
+      </w:r>
+      <w:r>
+        <w:rPr>
+          <w:lang w:val="pl-PL"/>
+        </w:rPr>
+        <w:t>i około 3 razy większe niż części pdpkt a.</w:t>
       </w:r>
     </w:p>
     <w:p>
@@ -797,55 +581,13 @@
         <w:rPr>
           <w:lang w:val="pl-PL"/>
         </w:rPr>
-        <w:t xml:space="preserve">Różnica wacha się między 400% a 500% porównując częścią 1 </w:t>
-      </w:r>
-      <w:proofErr w:type="spellStart"/>
-      <w:r>
-        <w:rPr>
-          <w:lang w:val="pl-PL"/>
-        </w:rPr>
-        <w:t>pdpkt</w:t>
-      </w:r>
-      <w:proofErr w:type="spellEnd"/>
-      <w:r>
-        <w:rPr>
-          <w:lang w:val="pl-PL"/>
-        </w:rPr>
-        <w:t xml:space="preserve"> </w:t>
-      </w:r>
-      <w:proofErr w:type="gramStart"/>
-      <w:r>
-        <w:rPr>
-          <w:lang w:val="pl-PL"/>
-        </w:rPr>
-        <w:t>c ,</w:t>
-      </w:r>
-      <w:proofErr w:type="gramEnd"/>
-      <w:r>
-        <w:rPr>
-          <w:lang w:val="pl-PL"/>
-        </w:rPr>
-        <w:t xml:space="preserve"> a </w:t>
-      </w:r>
-      <w:r>
-        <w:rPr>
-          <w:lang w:val="pl-PL"/>
-        </w:rPr>
-        <w:t xml:space="preserve">porównując z </w:t>
-      </w:r>
-      <w:proofErr w:type="spellStart"/>
-      <w:r>
-        <w:rPr>
-          <w:lang w:val="pl-PL"/>
-        </w:rPr>
-        <w:t>pdkpt</w:t>
-      </w:r>
-      <w:proofErr w:type="spellEnd"/>
-      <w:r>
-        <w:rPr>
-          <w:lang w:val="pl-PL"/>
-        </w:rPr>
-        <w:t xml:space="preserve"> a części 1 jest to około 300%</w:t>
+        <w:t xml:space="preserve">Różnica wacha się między 400% a 500% porównując częścią 1 pdpkt c , a </w:t>
+      </w:r>
+      <w:r>
+        <w:rPr>
+          <w:lang w:val="pl-PL"/>
+        </w:rPr>
+        <w:t>porównując z pdkpt a części 1 jest to około 300%</w:t>
       </w:r>
       <w:r>
         <w:rPr>
@@ -877,6 +619,66 @@
       </w:pPr>
       <w:r>
         <w:rPr>
+          <w:lang w:val="pl-PL"/>
+        </w:rPr>
+        <w:drawing>
+          <wp:anchor distT="0" distB="0" distL="114300" distR="114300" simplePos="0" relativeHeight="251661312" behindDoc="0" locked="0" layoutInCell="1" allowOverlap="1" wp14:anchorId="71E3936D" wp14:editId="35746019">
+            <wp:simplePos x="0" y="0"/>
+            <wp:positionH relativeFrom="column">
+              <wp:posOffset>228600</wp:posOffset>
+            </wp:positionH>
+            <wp:positionV relativeFrom="page">
+              <wp:posOffset>2887798</wp:posOffset>
+            </wp:positionV>
+            <wp:extent cx="5765800" cy="5448300"/>
+            <wp:effectExtent l="0" t="0" r="0" b="0"/>
+            <wp:wrapTopAndBottom/>
+            <wp:docPr id="1114415192" name="Picture 1"/>
+            <wp:cNvGraphicFramePr>
+              <a:graphicFrameLocks xmlns:a="http://schemas.openxmlformats.org/drawingml/2006/main" noChangeAspect="1"/>
+            </wp:cNvGraphicFramePr>
+            <a:graphic xmlns:a="http://schemas.openxmlformats.org/drawingml/2006/main">
+              <a:graphicData uri="http://schemas.openxmlformats.org/drawingml/2006/picture">
+                <pic:pic xmlns:pic="http://schemas.openxmlformats.org/drawingml/2006/picture">
+                  <pic:nvPicPr>
+                    <pic:cNvPr id="1114415192" name=""/>
+                    <pic:cNvPicPr/>
+                  </pic:nvPicPr>
+                  <pic:blipFill>
+                    <a:blip r:embed="rId10">
+                      <a:extLst>
+                        <a:ext uri="{28A0092B-C50C-407E-A947-70E740481C1C}">
+                          <a14:useLocalDpi xmlns:a14="http://schemas.microsoft.com/office/drawing/2010/main" val="0"/>
+                        </a:ext>
+                      </a:extLst>
+                    </a:blip>
+                    <a:stretch>
+                      <a:fillRect/>
+                    </a:stretch>
+                  </pic:blipFill>
+                  <pic:spPr>
+                    <a:xfrm>
+                      <a:off x="0" y="0"/>
+                      <a:ext cx="5765800" cy="5448300"/>
+                    </a:xfrm>
+                    <a:prstGeom prst="rect">
+                      <a:avLst/>
+                    </a:prstGeom>
+                  </pic:spPr>
+                </pic:pic>
+              </a:graphicData>
+            </a:graphic>
+            <wp14:sizeRelH relativeFrom="page">
+              <wp14:pctWidth>0</wp14:pctWidth>
+            </wp14:sizeRelH>
+            <wp14:sizeRelV relativeFrom="page">
+              <wp14:pctHeight>0</wp14:pctHeight>
+            </wp14:sizeRelV>
+          </wp:anchor>
+        </w:drawing>
+      </w:r>
+      <w:r>
+        <w:rPr>
           <w:b/>
           <w:bCs/>
           <w:sz w:val="28"/>
@@ -900,6 +702,90 @@
       <w:pPr>
         <w:ind w:left="360"/>
         <w:rPr>
+          <w:lang w:val="pl-PL"/>
+        </w:rPr>
+      </w:pPr>
+    </w:p>
+    <w:p>
+      <w:pPr>
+        <w:pStyle w:val="ListParagraph"/>
+        <w:numPr>
+          <w:ilvl w:val="0"/>
+          <w:numId w:val="3"/>
+        </w:numPr>
+        <w:rPr>
+          <w:lang w:val="pl-PL"/>
+        </w:rPr>
+      </w:pPr>
+      <w:r>
+        <w:rPr>
+          <w:lang w:val="pl-PL"/>
+        </w:rPr>
+        <w:lastRenderedPageBreak/>
+        <w:t>Wyniki są poprawne. Jest to jednak zła implementacja ponieważ blokada znajduje się przed pętlą</w:t>
+      </w:r>
+      <w:r>
+        <w:rPr>
+          <w:lang w:val="pl-PL"/>
+        </w:rPr>
+        <w:t>. Przez to że wątki czekają aż blokada będzie zwolniona to praktycznie nie występuje tutaj wielowątkowość</w:t>
+      </w:r>
+      <w:r>
+        <w:rPr>
+          <w:lang w:val="pl-PL"/>
+        </w:rPr>
+        <w:t>, bo wątki są wykonywane po kolei.</w:t>
+      </w:r>
+    </w:p>
+    <w:p>
+      <w:pPr>
+        <w:pStyle w:val="ListParagraph"/>
+        <w:numPr>
+          <w:ilvl w:val="0"/>
+          <w:numId w:val="3"/>
+        </w:numPr>
+        <w:rPr>
+          <w:lang w:val="pl-PL"/>
+        </w:rPr>
+      </w:pPr>
+      <w:r>
+        <w:rPr>
+          <w:lang w:val="pl-PL"/>
+        </w:rPr>
+        <w:t>Wynika to z oczekiwania przez wątki aż poprzedni skończy pracę.</w:t>
+      </w:r>
+    </w:p>
+    <w:p>
+      <w:pPr>
+        <w:pStyle w:val="ListParagraph"/>
+        <w:numPr>
+          <w:ilvl w:val="0"/>
+          <w:numId w:val="3"/>
+        </w:numPr>
+        <w:rPr>
+          <w:lang w:val="pl-PL"/>
+        </w:rPr>
+      </w:pPr>
+      <w:r>
+        <w:rPr>
+          <w:lang w:val="pl-PL"/>
+        </w:rPr>
+        <w:t>Oznacza to że instrukcje wykonują się jedna po drugiej, sekwencyjnie. Gdy jeden wątek działa inne są uśpione.</w:t>
+      </w:r>
+    </w:p>
+    <w:p>
+      <w:pPr>
+        <w:pStyle w:val="ListParagraph"/>
+        <w:rPr>
+          <w:lang w:val="pl-PL"/>
+        </w:rPr>
+      </w:pPr>
+    </w:p>
+    <w:p>
+      <w:pPr>
+        <w:pStyle w:val="ListParagraph"/>
+        <w:ind w:left="0"/>
+        <w:rPr>
           <w:b/>
           <w:bCs/>
           <w:sz w:val="28"/>
@@ -907,10 +793,313 @@
           <w:lang w:val="pl-PL"/>
         </w:rPr>
       </w:pPr>
-    </w:p>
-    <w:p>
-      <w:pPr>
-        <w:ind w:left="360"/>
+      <w:r>
+        <w:rPr>
+          <w:b/>
+          <w:bCs/>
+          <w:sz w:val="28"/>
+          <w:szCs w:val="28"/>
+          <w:lang w:val="pl-PL"/>
+        </w:rPr>
+        <w:t>Pytania Końcowe:</w:t>
+      </w:r>
+    </w:p>
+    <w:p>
+      <w:pPr>
+        <w:pStyle w:val="ListParagraph"/>
+        <w:numPr>
+          <w:ilvl w:val="0"/>
+          <w:numId w:val="4"/>
+        </w:numPr>
+        <w:rPr>
+          <w:lang w:val="pl-PL"/>
+        </w:rPr>
+      </w:pPr>
+      <w:r>
+        <w:rPr>
+          <w:lang w:val="pl-PL"/>
+        </w:rPr>
+        <w:t xml:space="preserve">To zależy. Wzorzec </w:t>
+      </w:r>
+      <w:r>
+        <w:rPr>
+          <w:lang w:val="pl-PL"/>
+        </w:rPr>
+        <w:t>2</w:t>
+      </w:r>
+      <w:r>
+        <w:rPr>
+          <w:lang w:val="pl-PL"/>
+        </w:rPr>
+        <w:t xml:space="preserve"> jest lepszy architektonicznie</w:t>
+      </w:r>
+      <w:r>
+        <w:rPr>
+          <w:lang w:val="pl-PL"/>
+        </w:rPr>
+        <w:t>, ale wykonuje się znacznie dłużej. Wzorzec 3 teoretycznie zwraca dobre wartości ale wykonuje się sekwencyjnie.</w:t>
+      </w:r>
+    </w:p>
+    <w:p>
+      <w:pPr>
+        <w:pStyle w:val="ListParagraph"/>
+        <w:numPr>
+          <w:ilvl w:val="0"/>
+          <w:numId w:val="4"/>
+        </w:numPr>
+        <w:rPr>
+          <w:lang w:val="pl-PL"/>
+        </w:rPr>
+      </w:pPr>
+      <w:r>
+        <w:rPr>
+          <w:lang w:val="pl-PL"/>
+        </w:rPr>
+        <w:t xml:space="preserve">Kiedy musielibyśmy zapisywać zmiany wprowadzane przez całą pętle, </w:t>
+      </w:r>
+      <w:r>
+        <w:rPr>
+          <w:lang w:val="pl-PL"/>
+        </w:rPr>
+        <w:t xml:space="preserve">bez rozdzielania </w:t>
+      </w:r>
+      <w:r>
+        <w:rPr>
+          <w:lang w:val="pl-PL"/>
+        </w:rPr>
+        <w:t xml:space="preserve">jej </w:t>
+      </w:r>
+      <w:r>
+        <w:rPr>
+          <w:lang w:val="pl-PL"/>
+        </w:rPr>
+        <w:t xml:space="preserve">efektów na </w:t>
+      </w:r>
+      <w:r>
+        <w:rPr>
+          <w:lang w:val="pl-PL"/>
+        </w:rPr>
+        <w:t>części</w:t>
+      </w:r>
+      <w:r>
+        <w:rPr>
+          <w:lang w:val="pl-PL"/>
+        </w:rPr>
+        <w:t>.</w:t>
+      </w:r>
+    </w:p>
+    <w:p>
+      <w:pPr>
+        <w:pStyle w:val="ListParagraph"/>
+        <w:ind w:left="1080"/>
+        <w:rPr>
+          <w:lang w:val="pl-PL"/>
+        </w:rPr>
+      </w:pPr>
+    </w:p>
+    <w:p>
+      <w:pPr>
+        <w:pStyle w:val="ListParagraph"/>
+        <w:ind w:left="0"/>
+        <w:rPr>
+          <w:b/>
+          <w:bCs/>
+          <w:sz w:val="28"/>
+          <w:szCs w:val="28"/>
+          <w:lang w:val="pl-PL"/>
+        </w:rPr>
+      </w:pPr>
+      <w:r>
+        <w:rPr>
+          <w:b/>
+          <w:bCs/>
+          <w:sz w:val="28"/>
+          <w:szCs w:val="28"/>
+          <w:lang w:val="pl-PL"/>
+        </w:rPr>
+        <w:t>Zad.2</w:t>
+      </w:r>
+    </w:p>
+    <w:p>
+      <w:pPr>
+        <w:pStyle w:val="ListParagraph"/>
+        <w:ind w:left="0"/>
+        <w:rPr>
+          <w:b/>
+          <w:bCs/>
+          <w:sz w:val="28"/>
+          <w:szCs w:val="28"/>
+          <w:lang w:val="pl-PL"/>
+        </w:rPr>
+      </w:pPr>
+      <w:r>
+        <w:rPr>
+          <w:b/>
+          <w:bCs/>
+          <w:sz w:val="28"/>
+          <w:szCs w:val="28"/>
+          <w:lang w:val="pl-PL"/>
+        </w:rPr>
+        <w:t xml:space="preserve">                          </w:t>
+      </w:r>
+      <w:r>
+        <w:rPr>
+          <w:b/>
+          <w:bCs/>
+          <w:sz w:val="22"/>
+          <w:szCs w:val="22"/>
+          <w:lang w:val="pl-PL"/>
+        </w:rPr>
+        <w:t>Wątki |   Czas [s] | Przyspieszenie |     Teoria</w:t>
+      </w:r>
+    </w:p>
+    <w:p>
+      <w:pPr>
+        <w:pStyle w:val="ListParagraph"/>
+        <w:ind w:left="0"/>
+        <w:rPr>
+          <w:lang w:val="pl-PL"/>
+        </w:rPr>
+      </w:pPr>
+      <w:r>
+        <w:rPr>
+          <w:lang w:val="pl-PL"/>
+        </w:rPr>
+        <w:t>Eksperyment</w:t>
+      </w:r>
+      <w:r>
+        <w:rPr>
+          <w:lang w:val="pl-PL"/>
+        </w:rPr>
+        <w:t xml:space="preserve"> 1:</w:t>
+      </w:r>
+      <w:r>
+        <w:rPr>
+          <w:lang w:val="pl-PL"/>
+        </w:rPr>
+        <w:t xml:space="preserve"> </w:t>
+      </w:r>
+      <w:r>
+        <w:rPr>
+          <w:lang w:val="pl-PL"/>
+        </w:rPr>
+        <w:t xml:space="preserve">   </w:t>
+      </w:r>
+      <w:r>
+        <w:rPr>
+          <w:lang w:val="pl-PL"/>
+        </w:rPr>
+        <w:t xml:space="preserve">16 |     0.2874 |           1.03x </w:t>
+      </w:r>
+      <w:r>
+        <w:rPr>
+          <w:lang w:val="pl-PL"/>
+        </w:rPr>
+        <w:t xml:space="preserve">        </w:t>
+      </w:r>
+      <w:r>
+        <w:rPr>
+          <w:lang w:val="pl-PL"/>
+        </w:rPr>
+        <w:t>|       9.14x</w:t>
+      </w:r>
+    </w:p>
+    <w:p>
+      <w:pPr>
+        <w:pStyle w:val="ListParagraph"/>
+        <w:ind w:left="0"/>
+        <w:rPr>
+          <w:lang w:val="pl-PL"/>
+        </w:rPr>
+      </w:pPr>
+      <w:r>
+        <w:rPr>
+          <w:lang w:val="pl-PL"/>
+        </w:rPr>
+        <w:t>Eksperyment</w:t>
+      </w:r>
+      <w:r>
+        <w:rPr>
+          <w:lang w:val="pl-PL"/>
+        </w:rPr>
+        <w:t xml:space="preserve"> 2:</w:t>
+      </w:r>
+      <w:r>
+        <w:rPr>
+          <w:lang w:val="pl-PL"/>
+        </w:rPr>
+        <w:t xml:space="preserve">    </w:t>
+      </w:r>
+      <w:r>
+        <w:rPr>
+          <w:lang w:val="pl-PL"/>
+        </w:rPr>
+        <w:t xml:space="preserve">16 |     0.2761 |           1.00x </w:t>
+      </w:r>
+      <w:r>
+        <w:rPr>
+          <w:lang w:val="pl-PL"/>
+        </w:rPr>
+        <w:t xml:space="preserve">        </w:t>
+      </w:r>
+      <w:r>
+        <w:rPr>
+          <w:lang w:val="pl-PL"/>
+        </w:rPr>
+        <w:t>|       2.91x</w:t>
+      </w:r>
+    </w:p>
+    <w:p>
+      <w:pPr>
+        <w:pStyle w:val="ListParagraph"/>
+        <w:ind w:left="0"/>
+        <w:rPr>
+          <w:lang w:val="pl-PL"/>
+        </w:rPr>
+      </w:pPr>
+      <w:r>
+        <w:rPr>
+          <w:lang w:val="pl-PL"/>
+        </w:rPr>
+        <w:t>Eksperyment 3:</w:t>
+      </w:r>
+      <w:r>
+        <w:rPr>
+          <w:lang w:val="pl-PL"/>
+        </w:rPr>
+        <w:t xml:space="preserve">    16 |     0.2778 |           1.03x </w:t>
+      </w:r>
+      <w:r>
+        <w:rPr>
+          <w:lang w:val="pl-PL"/>
+        </w:rPr>
+        <w:t xml:space="preserve">        </w:t>
+      </w:r>
+      <w:r>
+        <w:rPr>
+          <w:lang w:val="pl-PL"/>
+        </w:rPr>
+        <w:t>|       1.88x</w:t>
+      </w:r>
+    </w:p>
+    <w:p>
+      <w:pPr>
+        <w:rPr>
+          <w:lang w:val="pl-PL"/>
+        </w:rPr>
+      </w:pPr>
+    </w:p>
+    <w:p>
+      <w:pPr>
+        <w:rPr>
+          <w:lang w:val="pl-PL"/>
+        </w:rPr>
+      </w:pPr>
+    </w:p>
+    <w:p>
+      <w:pPr>
+        <w:pStyle w:val="ListParagraph"/>
+        <w:ind w:left="0"/>
         <w:rPr>
           <w:lang w:val="pl-PL"/>
         </w:rPr>
@@ -931,7 +1120,7 @@
       </w:pPr>
     </w:p>
     <w:sectPr>
-      <w:headerReference w:type="default" r:id="rId10"/>
+      <w:headerReference w:type="default" r:id="rId11"/>
       <w:pgSz w:w="12240" w:h="15840"/>
       <w:pgMar w:top="1440" w:right="1440" w:bottom="1440" w:left="1440" w:header="720" w:footer="720" w:gutter="0"/>
       <w:cols w:space="720"/>
@@ -1013,6 +1202,95 @@
 <file path=word/numbering.xml><?xml version="1.0" encoding="utf-8"?>
 <w:numbering xmlns:wpc="http://schemas.microsoft.com/office/word/2010/wordprocessingCanvas" xmlns:cx="http://schemas.microsoft.com/office/drawing/2014/chartex" xmlns:cx1="http://schemas.microsoft.com/office/drawing/2015/9/8/chartex" xmlns:cx2="http://schemas.microsoft.com/office/drawing/2015/10/21/chartex" xmlns:cx3="http://schemas.microsoft.com/office/drawing/2016/5/9/chartex" xmlns:cx4="http://schemas.microsoft.com/office/drawing/2016/5/10/chartex" xmlns:cx5="http://schemas.microsoft.com/office/drawing/2016/5/11/chartex" xmlns:cx6="http://schemas.microsoft.com/office/drawing/2016/5/12/chartex" xmlns:cx7="http://schemas.microsoft.com/office/drawing/2016/5/13/chartex" xmlns:cx8="http://schemas.microsoft.com/office/drawing/2016/5/14/chartex" xmlns:mc="http://schemas.openxmlformats.org/markup-compatibility/2006" xmlns:aink="http://schemas.microsoft.com/office/drawing/2016/ink" xmlns:am3d="http://schemas.microsoft.com/office/drawing/2017/model3d" xmlns:o="urn:schemas-microsoft-com:office:office" xmlns:oel="http://schemas.microsoft.com/office/2019/extlst" xmlns:r="http://schemas.openxmlformats.org/officeDocument/2006/relationships" xmlns:m="http://schemas.openxmlformats.org/officeDocument/2006/math" xmlns:v="urn:schemas-microsoft-com:vml" xmlns:wp14="http://schemas.microsoft.com/office/word/2010/wordprocessingDrawing" xmlns:wp="http://schemas.openxmlformats.org/drawingml/2006/wordprocessingDrawing" xmlns:w10="urn:schemas-microsoft-com:office:word" xmlns:w="http://schemas.openxmlformats.org/wordprocessingml/2006/main" xmlns:w14="http://schemas.microsoft.com/office/word/2010/wordml" xmlns:w15="http://schemas.microsoft.com/office/word/2012/wordml" xmlns:w16cex="http://schemas.microsoft.com/office/word/2018/wordml/cex" xmlns:w16cid="http://schemas.microsoft.com/office/word/2016/wordml/cid" xmlns:w16="http://schemas.microsoft.com/office/word/2018/wordml" xmlns:w16du="http://schemas.microsoft.com/office/word/2023/wordml/word16du" xmlns:w16sdtdh="http://schemas.microsoft.com/office/word/2020/wordml/sdtdatahash" xmlns:w16sdtfl="http://schemas.microsoft.com/office/word/2024/wordml/sdtformatlock" xmlns:w16se="http://schemas.microsoft.com/office/word/2015/wordml/symex" xmlns:wpg="http://schemas.microsoft.com/office/word/2010/wordprocessingGroup" xmlns:wpi="http://schemas.microsoft.com/office/word/2010/wordprocessingInk" xmlns:wne="http://schemas.microsoft.com/office/word/2006/wordml" xmlns:wps="http://schemas.microsoft.com/office/word/2010/wordprocessingShape" mc:Ignorable="w14 w15 w16se w16cid w16 w16cex w16sdtdh w16sdtfl w16du wp14">
   <w:abstractNum w:abstractNumId="0" w15:restartNumberingAfterBreak="0">
+    <w:nsid w:val="2C074621"/>
+    <w:multiLevelType w:val="hybridMultilevel"/>
+    <w:tmpl w:val="D62A95FA"/>
+    <w:lvl w:ilvl="0" w:tplc="6F0455EC">
+      <w:start w:val="1"/>
+      <w:numFmt w:val="lowerLetter"/>
+      <w:lvlText w:val="%1."/>
+      <w:lvlJc w:val="left"/>
+      <w:pPr>
+        <w:ind w:left="1080" w:hanging="360"/>
+      </w:pPr>
+      <w:rPr>
+        <w:rFonts w:hint="default"/>
+      </w:rPr>
+    </w:lvl>
+    <w:lvl w:ilvl="1" w:tplc="04090019" w:tentative="1">
+      <w:start w:val="1"/>
+      <w:numFmt w:val="lowerLetter"/>
+      <w:lvlText w:val="%2."/>
+      <w:lvlJc w:val="left"/>
+      <w:pPr>
+        <w:ind w:left="1800" w:hanging="360"/>
+      </w:pPr>
+    </w:lvl>
+    <w:lvl w:ilvl="2" w:tplc="0409001B" w:tentative="1">
+      <w:start w:val="1"/>
+      <w:numFmt w:val="lowerRoman"/>
+      <w:lvlText w:val="%3."/>
+      <w:lvlJc w:val="right"/>
+      <w:pPr>
+        <w:ind w:left="2520" w:hanging="180"/>
+      </w:pPr>
+    </w:lvl>
+    <w:lvl w:ilvl="3" w:tplc="0409000F" w:tentative="1">
+      <w:start w:val="1"/>
+      <w:numFmt w:val="decimal"/>
+      <w:lvlText w:val="%4."/>
+      <w:lvlJc w:val="left"/>
+      <w:pPr>
+        <w:ind w:left="3240" w:hanging="360"/>
+      </w:pPr>
+    </w:lvl>
+    <w:lvl w:ilvl="4" w:tplc="04090019" w:tentative="1">
+      <w:start w:val="1"/>
+      <w:numFmt w:val="lowerLetter"/>
+      <w:lvlText w:val="%5."/>
+      <w:lvlJc w:val="left"/>
+      <w:pPr>
+        <w:ind w:left="3960" w:hanging="360"/>
+      </w:pPr>
+    </w:lvl>
+    <w:lvl w:ilvl="5" w:tplc="0409001B" w:tentative="1">
+      <w:start w:val="1"/>
+      <w:numFmt w:val="lowerRoman"/>
+      <w:lvlText w:val="%6."/>
+      <w:lvlJc w:val="right"/>
+      <w:pPr>
+        <w:ind w:left="4680" w:hanging="180"/>
+      </w:pPr>
+    </w:lvl>
+    <w:lvl w:ilvl="6" w:tplc="0409000F" w:tentative="1">
+      <w:start w:val="1"/>
+      <w:numFmt w:val="decimal"/>
+      <w:lvlText w:val="%7."/>
+      <w:lvlJc w:val="left"/>
+      <w:pPr>
+        <w:ind w:left="5400" w:hanging="360"/>
+      </w:pPr>
+    </w:lvl>
+    <w:lvl w:ilvl="7" w:tplc="04090019" w:tentative="1">
+      <w:start w:val="1"/>
+      <w:numFmt w:val="lowerLetter"/>
+      <w:lvlText w:val="%8."/>
+      <w:lvlJc w:val="left"/>
+      <w:pPr>
+        <w:ind w:left="6120" w:hanging="360"/>
+      </w:pPr>
+    </w:lvl>
+    <w:lvl w:ilvl="8" w:tplc="0409001B" w:tentative="1">
+      <w:start w:val="1"/>
+      <w:numFmt w:val="lowerRoman"/>
+      <w:lvlText w:val="%9."/>
+      <w:lvlJc w:val="right"/>
+      <w:pPr>
+        <w:ind w:left="6840" w:hanging="180"/>
+      </w:pPr>
+    </w:lvl>
+  </w:abstractNum>
+  <w:abstractNum w:abstractNumId="1" w15:restartNumberingAfterBreak="0">
     <w:nsid w:val="6C7D5626"/>
     <w:multiLevelType w:val="hybridMultilevel"/>
     <w:tmpl w:val="7780D102"/>
@@ -1101,7 +1379,7 @@
       </w:pPr>
     </w:lvl>
   </w:abstractNum>
-  <w:abstractNum w:abstractNumId="1" w15:restartNumberingAfterBreak="0">
+  <w:abstractNum w:abstractNumId="2" w15:restartNumberingAfterBreak="0">
     <w:nsid w:val="6D8847B2"/>
     <w:multiLevelType w:val="hybridMultilevel"/>
     <w:tmpl w:val="8B5247F2"/>
@@ -1190,11 +1468,106 @@
       </w:pPr>
     </w:lvl>
   </w:abstractNum>
+  <w:abstractNum w:abstractNumId="3" w15:restartNumberingAfterBreak="0">
+    <w:nsid w:val="78B512CA"/>
+    <w:multiLevelType w:val="hybridMultilevel"/>
+    <w:tmpl w:val="74FC5F34"/>
+    <w:lvl w:ilvl="0" w:tplc="04090019">
+      <w:start w:val="1"/>
+      <w:numFmt w:val="lowerLetter"/>
+      <w:lvlText w:val="%1."/>
+      <w:lvlJc w:val="left"/>
+      <w:pPr>
+        <w:ind w:left="720" w:hanging="360"/>
+      </w:pPr>
+      <w:rPr>
+        <w:rFonts w:hint="default"/>
+      </w:rPr>
+    </w:lvl>
+    <w:lvl w:ilvl="1" w:tplc="04090019" w:tentative="1">
+      <w:start w:val="1"/>
+      <w:numFmt w:val="lowerLetter"/>
+      <w:lvlText w:val="%2."/>
+      <w:lvlJc w:val="left"/>
+      <w:pPr>
+        <w:ind w:left="1440" w:hanging="360"/>
+      </w:pPr>
+    </w:lvl>
+    <w:lvl w:ilvl="2" w:tplc="0409001B" w:tentative="1">
+      <w:start w:val="1"/>
+      <w:numFmt w:val="lowerRoman"/>
+      <w:lvlText w:val="%3."/>
+      <w:lvlJc w:val="right"/>
+      <w:pPr>
+        <w:ind w:left="2160" w:hanging="180"/>
+      </w:pPr>
+    </w:lvl>
+    <w:lvl w:ilvl="3" w:tplc="0409000F" w:tentative="1">
+      <w:start w:val="1"/>
+      <w:numFmt w:val="decimal"/>
+      <w:lvlText w:val="%4."/>
+      <w:lvlJc w:val="left"/>
+      <w:pPr>
+        <w:ind w:left="2880" w:hanging="360"/>
+      </w:pPr>
+    </w:lvl>
+    <w:lvl w:ilvl="4" w:tplc="04090019" w:tentative="1">
+      <w:start w:val="1"/>
+      <w:numFmt w:val="lowerLetter"/>
+      <w:lvlText w:val="%5."/>
+      <w:lvlJc w:val="left"/>
+      <w:pPr>
+        <w:ind w:left="3600" w:hanging="360"/>
+      </w:pPr>
+    </w:lvl>
+    <w:lvl w:ilvl="5" w:tplc="0409001B" w:tentative="1">
+      <w:start w:val="1"/>
+      <w:numFmt w:val="lowerRoman"/>
+      <w:lvlText w:val="%6."/>
+      <w:lvlJc w:val="right"/>
+      <w:pPr>
+        <w:ind w:left="4320" w:hanging="180"/>
+      </w:pPr>
+    </w:lvl>
+    <w:lvl w:ilvl="6" w:tplc="0409000F" w:tentative="1">
+      <w:start w:val="1"/>
+      <w:numFmt w:val="decimal"/>
+      <w:lvlText w:val="%7."/>
+      <w:lvlJc w:val="left"/>
+      <w:pPr>
+        <w:ind w:left="5040" w:hanging="360"/>
+      </w:pPr>
+    </w:lvl>
+    <w:lvl w:ilvl="7" w:tplc="04090019" w:tentative="1">
+      <w:start w:val="1"/>
+      <w:numFmt w:val="lowerLetter"/>
+      <w:lvlText w:val="%8."/>
+      <w:lvlJc w:val="left"/>
+      <w:pPr>
+        <w:ind w:left="5760" w:hanging="360"/>
+      </w:pPr>
+    </w:lvl>
+    <w:lvl w:ilvl="8" w:tplc="0409001B" w:tentative="1">
+      <w:start w:val="1"/>
+      <w:numFmt w:val="lowerRoman"/>
+      <w:lvlText w:val="%9."/>
+      <w:lvlJc w:val="right"/>
+      <w:pPr>
+        <w:ind w:left="6480" w:hanging="180"/>
+      </w:pPr>
+    </w:lvl>
+  </w:abstractNum>
   <w:num w:numId="1" w16cid:durableId="817234077">
-    <w:abstractNumId w:val="0"/>
+    <w:abstractNumId w:val="1"/>
   </w:num>
   <w:num w:numId="2" w16cid:durableId="2141266817">
-    <w:abstractNumId w:val="1"/>
+    <w:abstractNumId w:val="2"/>
+  </w:num>
+  <w:num w:numId="3" w16cid:durableId="1171018698">
+    <w:abstractNumId w:val="3"/>
+  </w:num>
+  <w:num w:numId="4" w16cid:durableId="1592003135">
+    <w:abstractNumId w:val="0"/>
   </w:num>
 </w:numbering>
 </file>

--- a/sem2/PAPRO/Papro4/Sprawozdanie_lab4.docx
+++ b/sem2/PAPRO/Papro4/Sprawozdanie_lab4.docx
@@ -88,7 +88,27 @@
           <w:sz w:val="28"/>
           <w:szCs w:val="28"/>
         </w:rPr>
-        <w:t xml:space="preserve"> Część 1</w:t>
+        <w:t xml:space="preserve"> </w:t>
+      </w:r>
+      <w:proofErr w:type="spellStart"/>
+      <w:r>
+        <w:rPr>
+          <w:b/>
+          <w:bCs/>
+          <w:sz w:val="28"/>
+          <w:szCs w:val="28"/>
+        </w:rPr>
+        <w:t>Część</w:t>
+      </w:r>
+      <w:proofErr w:type="spellEnd"/>
+      <w:r>
+        <w:rPr>
+          <w:b/>
+          <w:bCs/>
+          <w:sz w:val="28"/>
+          <w:szCs w:val="28"/>
+        </w:rPr>
+        <w:t xml:space="preserve"> 1</w:t>
       </w:r>
     </w:p>
     <w:tbl>
@@ -113,13 +133,31 @@
                 <w:bCs/>
               </w:rPr>
             </w:pPr>
+            <w:proofErr w:type="spellStart"/>
             <w:r>
               <w:rPr>
                 <w:b/>
                 <w:bCs/>
               </w:rPr>
-              <w:t>Liczba Wątków</w:t>
+              <w:t>Liczba</w:t>
             </w:r>
+            <w:proofErr w:type="spellEnd"/>
+            <w:r>
+              <w:rPr>
+                <w:b/>
+                <w:bCs/>
+              </w:rPr>
+              <w:t xml:space="preserve"> </w:t>
+            </w:r>
+            <w:proofErr w:type="spellStart"/>
+            <w:r>
+              <w:rPr>
+                <w:b/>
+                <w:bCs/>
+              </w:rPr>
+              <w:t>Wątków</w:t>
+            </w:r>
+            <w:proofErr w:type="spellEnd"/>
           </w:p>
         </w:tc>
         <w:tc>
@@ -138,7 +176,23 @@
                 <w:b/>
                 <w:bCs/>
               </w:rPr>
-              <w:t>Utrata wartości counter</w:t>
+              <w:t xml:space="preserve">Utrata </w:t>
+            </w:r>
+            <w:proofErr w:type="spellStart"/>
+            <w:r>
+              <w:rPr>
+                <w:b/>
+                <w:bCs/>
+              </w:rPr>
+              <w:t>wartości</w:t>
+            </w:r>
+            <w:proofErr w:type="spellEnd"/>
+            <w:r>
+              <w:rPr>
+                <w:b/>
+                <w:bCs/>
+              </w:rPr>
+              <w:t xml:space="preserve"> counter</w:t>
             </w:r>
             <w:r>
               <w:rPr>
@@ -279,7 +333,21 @@
         <w:rPr>
           <w:lang w:val="pl-PL"/>
         </w:rPr>
-        <w:t xml:space="preserve">cej razy system operacyjny wywoła tą funkcję często w nieodpowiednim momencie co z powodu nieprzystosowania pythona do tego typu działań co może skutkować odczytem starej wartości przez wątek, </w:t>
+        <w:t xml:space="preserve">cej razy system operacyjny wywoła tą funkcję często w nieodpowiednim momencie co z powodu nieprzystosowania </w:t>
+      </w:r>
+      <w:proofErr w:type="spellStart"/>
+      <w:r>
+        <w:rPr>
+          <w:lang w:val="pl-PL"/>
+        </w:rPr>
+        <w:t>pythona</w:t>
+      </w:r>
+      <w:proofErr w:type="spellEnd"/>
+      <w:r>
+        <w:rPr>
+          <w:lang w:val="pl-PL"/>
+        </w:rPr>
+        <w:t xml:space="preserve"> do tego typu działań co może skutkować odczytem starej wartości przez wątek, </w:t>
       </w:r>
       <w:r>
         <w:rPr>
@@ -365,7 +433,49 @@
         <w:rPr>
           <w:lang w:val="pl-PL"/>
         </w:rPr>
-        <w:t xml:space="preserve">c. Po zmianie get_one() na prostą inkrementację zmiennej counter utrata wartości zmiennej jest równa zero we wszystkich przypadkach (zdjęcie poniżej). W tym przypadku </w:t>
+        <w:t xml:space="preserve">c. Po zmianie </w:t>
+      </w:r>
+      <w:proofErr w:type="spellStart"/>
+      <w:r>
+        <w:rPr>
+          <w:lang w:val="pl-PL"/>
+        </w:rPr>
+        <w:t>get_</w:t>
+      </w:r>
+      <w:proofErr w:type="gramStart"/>
+      <w:r>
+        <w:rPr>
+          <w:lang w:val="pl-PL"/>
+        </w:rPr>
+        <w:t>one</w:t>
+      </w:r>
+      <w:proofErr w:type="spellEnd"/>
+      <w:r>
+        <w:rPr>
+          <w:lang w:val="pl-PL"/>
+        </w:rPr>
+        <w:t>(</w:t>
+      </w:r>
+      <w:proofErr w:type="gramEnd"/>
+      <w:r>
+        <w:rPr>
+          <w:lang w:val="pl-PL"/>
+        </w:rPr>
+        <w:t xml:space="preserve">) na prostą inkrementację zmiennej </w:t>
+      </w:r>
+      <w:proofErr w:type="spellStart"/>
+      <w:r>
+        <w:rPr>
+          <w:lang w:val="pl-PL"/>
+        </w:rPr>
+        <w:t>counter</w:t>
+      </w:r>
+      <w:proofErr w:type="spellEnd"/>
+      <w:r>
+        <w:rPr>
+          <w:lang w:val="pl-PL"/>
+        </w:rPr>
+        <w:t xml:space="preserve"> utrata wartości zmiennej jest równa zero we wszystkich przypadkach (zdjęcie poniżej). W tym przypadku </w:t>
       </w:r>
       <w:r>
         <w:rPr>
@@ -377,7 +487,35 @@
         <w:rPr>
           <w:lang w:val="pl-PL"/>
         </w:rPr>
-        <w:t xml:space="preserve"> Wyścig powinien zajść ale przez implementację Pythona został on przed nami ukryty przez twórców.</w:t>
+        <w:t xml:space="preserve"> Wyścig powinien </w:t>
+      </w:r>
+      <w:proofErr w:type="gramStart"/>
+      <w:r>
+        <w:rPr>
+          <w:lang w:val="pl-PL"/>
+        </w:rPr>
+        <w:t>zajść</w:t>
+      </w:r>
+      <w:proofErr w:type="gramEnd"/>
+      <w:r>
+        <w:rPr>
+          <w:lang w:val="pl-PL"/>
+        </w:rPr>
+        <w:t xml:space="preserve"> ale przez implementację </w:t>
+      </w:r>
+      <w:proofErr w:type="spellStart"/>
+      <w:r>
+        <w:rPr>
+          <w:lang w:val="pl-PL"/>
+        </w:rPr>
+        <w:t>Pythona</w:t>
+      </w:r>
+      <w:proofErr w:type="spellEnd"/>
+      <w:r>
+        <w:rPr>
+          <w:lang w:val="pl-PL"/>
+        </w:rPr>
+        <w:t xml:space="preserve"> został on przed nami ukryty przez twórców.</w:t>
       </w:r>
     </w:p>
     <w:p>
@@ -520,13 +658,55 @@
         <w:rPr>
           <w:lang w:val="pl-PL"/>
         </w:rPr>
-        <w:t xml:space="preserve">Tworzy muteks, który chroni dostęp do zmiennej counter2 aby </w:t>
-      </w:r>
-      <w:r>
-        <w:rPr>
-          <w:lang w:val="pl-PL"/>
-        </w:rPr>
-        <w:t xml:space="preserve">uniknąć sytuacji z części 1 pdpkt a gdzie </w:t>
+        <w:t xml:space="preserve">Tworzy </w:t>
+      </w:r>
+      <w:proofErr w:type="spellStart"/>
+      <w:r>
+        <w:rPr>
+          <w:lang w:val="pl-PL"/>
+        </w:rPr>
+        <w:t>muteks</w:t>
+      </w:r>
+      <w:proofErr w:type="spellEnd"/>
+      <w:r>
+        <w:rPr>
+          <w:lang w:val="pl-PL"/>
+        </w:rPr>
+        <w:t xml:space="preserve">, który chroni dostęp do zmiennej </w:t>
+      </w:r>
+      <w:proofErr w:type="gramStart"/>
+      <w:r>
+        <w:rPr>
+          <w:lang w:val="pl-PL"/>
+        </w:rPr>
+        <w:t>counter2</w:t>
+      </w:r>
+      <w:proofErr w:type="gramEnd"/>
+      <w:r>
+        <w:rPr>
+          <w:lang w:val="pl-PL"/>
+        </w:rPr>
+        <w:t xml:space="preserve"> aby </w:t>
+      </w:r>
+      <w:r>
+        <w:rPr>
+          <w:lang w:val="pl-PL"/>
+        </w:rPr>
+        <w:t xml:space="preserve">uniknąć sytuacji z części 1 </w:t>
+      </w:r>
+      <w:proofErr w:type="spellStart"/>
+      <w:r>
+        <w:rPr>
+          <w:lang w:val="pl-PL"/>
+        </w:rPr>
+        <w:t>pdpkt</w:t>
+      </w:r>
+      <w:proofErr w:type="spellEnd"/>
+      <w:r>
+        <w:rPr>
+          <w:lang w:val="pl-PL"/>
+        </w:rPr>
+        <w:t xml:space="preserve"> a gdzie </w:t>
       </w:r>
       <w:r>
         <w:rPr>
@@ -551,19 +731,89 @@
           <w:lang w:val="pl-PL"/>
         </w:rPr>
         <w:lastRenderedPageBreak/>
-        <w:t xml:space="preserve">Wątki nie działają równolegle przez istenienie blokady w postaci muteksu. </w:t>
-      </w:r>
-      <w:r>
-        <w:rPr>
-          <w:lang w:val="pl-PL"/>
-        </w:rPr>
-        <w:t xml:space="preserve">Czasy są około 4-5 raza większe porównując z czasami z części 1 pdpkt c </w:t>
-      </w:r>
-      <w:r>
-        <w:rPr>
-          <w:lang w:val="pl-PL"/>
-        </w:rPr>
-        <w:t>i około 3 razy większe niż części pdpkt a.</w:t>
+        <w:t xml:space="preserve">Wątki nie działają równolegle przez </w:t>
+      </w:r>
+      <w:proofErr w:type="spellStart"/>
+      <w:r>
+        <w:rPr>
+          <w:lang w:val="pl-PL"/>
+        </w:rPr>
+        <w:t>istenienie</w:t>
+      </w:r>
+      <w:proofErr w:type="spellEnd"/>
+      <w:r>
+        <w:rPr>
+          <w:lang w:val="pl-PL"/>
+        </w:rPr>
+        <w:t xml:space="preserve"> blokady w postaci </w:t>
+      </w:r>
+      <w:proofErr w:type="spellStart"/>
+      <w:r>
+        <w:rPr>
+          <w:lang w:val="pl-PL"/>
+        </w:rPr>
+        <w:t>muteksu</w:t>
+      </w:r>
+      <w:proofErr w:type="spellEnd"/>
+      <w:r>
+        <w:rPr>
+          <w:lang w:val="pl-PL"/>
+        </w:rPr>
+        <w:t xml:space="preserve">. </w:t>
+      </w:r>
+      <w:r>
+        <w:rPr>
+          <w:lang w:val="pl-PL"/>
+        </w:rPr>
+        <w:t xml:space="preserve">Czasy są około 4-5 </w:t>
+      </w:r>
+      <w:proofErr w:type="spellStart"/>
+      <w:r>
+        <w:rPr>
+          <w:lang w:val="pl-PL"/>
+        </w:rPr>
+        <w:t>raza</w:t>
+      </w:r>
+      <w:proofErr w:type="spellEnd"/>
+      <w:r>
+        <w:rPr>
+          <w:lang w:val="pl-PL"/>
+        </w:rPr>
+        <w:t xml:space="preserve"> większe porównując z czasami z części 1 </w:t>
+      </w:r>
+      <w:proofErr w:type="spellStart"/>
+      <w:r>
+        <w:rPr>
+          <w:lang w:val="pl-PL"/>
+        </w:rPr>
+        <w:t>pdpkt</w:t>
+      </w:r>
+      <w:proofErr w:type="spellEnd"/>
+      <w:r>
+        <w:rPr>
+          <w:lang w:val="pl-PL"/>
+        </w:rPr>
+        <w:t xml:space="preserve"> c </w:t>
+      </w:r>
+      <w:r>
+        <w:rPr>
+          <w:lang w:val="pl-PL"/>
+        </w:rPr>
+        <w:t xml:space="preserve">i około 3 razy większe niż części </w:t>
+      </w:r>
+      <w:proofErr w:type="spellStart"/>
+      <w:r>
+        <w:rPr>
+          <w:lang w:val="pl-PL"/>
+        </w:rPr>
+        <w:t>pdpkt</w:t>
+      </w:r>
+      <w:proofErr w:type="spellEnd"/>
+      <w:r>
+        <w:rPr>
+          <w:lang w:val="pl-PL"/>
+        </w:rPr>
+        <w:t xml:space="preserve"> a.</w:t>
       </w:r>
     </w:p>
     <w:p>
@@ -581,13 +831,55 @@
         <w:rPr>
           <w:lang w:val="pl-PL"/>
         </w:rPr>
-        <w:t xml:space="preserve">Różnica wacha się między 400% a 500% porównując częścią 1 pdpkt c , a </w:t>
-      </w:r>
-      <w:r>
-        <w:rPr>
-          <w:lang w:val="pl-PL"/>
-        </w:rPr>
-        <w:t>porównując z pdkpt a części 1 jest to około 300%</w:t>
+        <w:t xml:space="preserve">Różnica wacha się między 400% a 500% porównując częścią 1 </w:t>
+      </w:r>
+      <w:proofErr w:type="spellStart"/>
+      <w:r>
+        <w:rPr>
+          <w:lang w:val="pl-PL"/>
+        </w:rPr>
+        <w:t>pdpkt</w:t>
+      </w:r>
+      <w:proofErr w:type="spellEnd"/>
+      <w:r>
+        <w:rPr>
+          <w:lang w:val="pl-PL"/>
+        </w:rPr>
+        <w:t xml:space="preserve"> </w:t>
+      </w:r>
+      <w:proofErr w:type="gramStart"/>
+      <w:r>
+        <w:rPr>
+          <w:lang w:val="pl-PL"/>
+        </w:rPr>
+        <w:t>c ,</w:t>
+      </w:r>
+      <w:proofErr w:type="gramEnd"/>
+      <w:r>
+        <w:rPr>
+          <w:lang w:val="pl-PL"/>
+        </w:rPr>
+        <w:t xml:space="preserve"> a </w:t>
+      </w:r>
+      <w:r>
+        <w:rPr>
+          <w:lang w:val="pl-PL"/>
+        </w:rPr>
+        <w:t xml:space="preserve">porównując z </w:t>
+      </w:r>
+      <w:proofErr w:type="spellStart"/>
+      <w:r>
+        <w:rPr>
+          <w:lang w:val="pl-PL"/>
+        </w:rPr>
+        <w:t>pdkpt</w:t>
+      </w:r>
+      <w:proofErr w:type="spellEnd"/>
+      <w:r>
+        <w:rPr>
+          <w:lang w:val="pl-PL"/>
+        </w:rPr>
+        <w:t xml:space="preserve"> a części 1 jest to około 300%</w:t>
       </w:r>
       <w:r>
         <w:rPr>
@@ -722,13 +1014,41 @@
           <w:lang w:val="pl-PL"/>
         </w:rPr>
         <w:lastRenderedPageBreak/>
-        <w:t>Wyniki są poprawne. Jest to jednak zła implementacja ponieważ blokada znajduje się przed pętlą</w:t>
-      </w:r>
-      <w:r>
-        <w:rPr>
-          <w:lang w:val="pl-PL"/>
-        </w:rPr>
-        <w:t>. Przez to że wątki czekają aż blokada będzie zwolniona to praktycznie nie występuje tutaj wielowątkowość</w:t>
+        <w:t xml:space="preserve">Wyniki są poprawne. Jest to jednak zła </w:t>
+      </w:r>
+      <w:proofErr w:type="gramStart"/>
+      <w:r>
+        <w:rPr>
+          <w:lang w:val="pl-PL"/>
+        </w:rPr>
+        <w:t>implementacja</w:t>
+      </w:r>
+      <w:proofErr w:type="gramEnd"/>
+      <w:r>
+        <w:rPr>
+          <w:lang w:val="pl-PL"/>
+        </w:rPr>
+        <w:t xml:space="preserve"> ponieważ blokada znajduje się przed pętlą</w:t>
+      </w:r>
+      <w:r>
+        <w:rPr>
+          <w:lang w:val="pl-PL"/>
+        </w:rPr>
+        <w:t xml:space="preserve">. Przez </w:t>
+      </w:r>
+      <w:proofErr w:type="gramStart"/>
+      <w:r>
+        <w:rPr>
+          <w:lang w:val="pl-PL"/>
+        </w:rPr>
+        <w:t>to</w:t>
+      </w:r>
+      <w:proofErr w:type="gramEnd"/>
+      <w:r>
+        <w:rPr>
+          <w:lang w:val="pl-PL"/>
+        </w:rPr>
+        <w:t xml:space="preserve"> że wątki czekają aż blokada będzie zwolniona to praktycznie nie występuje tutaj wielowątkowość</w:t>
       </w:r>
       <w:r>
         <w:rPr>
@@ -770,7 +1090,21 @@
         <w:rPr>
           <w:lang w:val="pl-PL"/>
         </w:rPr>
-        <w:t>Oznacza to że instrukcje wykonują się jedna po drugiej, sekwencyjnie. Gdy jeden wątek działa inne są uśpione.</w:t>
+        <w:t xml:space="preserve">Oznacza </w:t>
+      </w:r>
+      <w:proofErr w:type="gramStart"/>
+      <w:r>
+        <w:rPr>
+          <w:lang w:val="pl-PL"/>
+        </w:rPr>
+        <w:t>to</w:t>
+      </w:r>
+      <w:proofErr w:type="gramEnd"/>
+      <w:r>
+        <w:rPr>
+          <w:lang w:val="pl-PL"/>
+        </w:rPr>
+        <w:t xml:space="preserve"> że instrukcje wykonują się jedna po drugiej, sekwencyjnie. Gdy jeden wątek działa inne są uśpione.</w:t>
       </w:r>
     </w:p>
     <w:p>
@@ -837,7 +1171,21 @@
         <w:rPr>
           <w:lang w:val="pl-PL"/>
         </w:rPr>
-        <w:t>, ale wykonuje się znacznie dłużej. Wzorzec 3 teoretycznie zwraca dobre wartości ale wykonuje się sekwencyjnie.</w:t>
+        <w:t xml:space="preserve">, ale wykonuje się znacznie dłużej. Wzorzec 3 teoretycznie zwraca dobre </w:t>
+      </w:r>
+      <w:proofErr w:type="gramStart"/>
+      <w:r>
+        <w:rPr>
+          <w:lang w:val="pl-PL"/>
+        </w:rPr>
+        <w:t>wartości</w:t>
+      </w:r>
+      <w:proofErr w:type="gramEnd"/>
+      <w:r>
+        <w:rPr>
+          <w:lang w:val="pl-PL"/>
+        </w:rPr>
+        <w:t xml:space="preserve"> ale wykonuje się sekwencyjnie.</w:t>
       </w:r>
     </w:p>
     <w:p>
@@ -971,19 +1319,33 @@
         <w:rPr>
           <w:lang w:val="pl-PL"/>
         </w:rPr>
-        <w:t xml:space="preserve"> 1:</w:t>
-      </w:r>
-      <w:r>
-        <w:rPr>
-          <w:lang w:val="pl-PL"/>
-        </w:rPr>
         <w:t xml:space="preserve"> </w:t>
       </w:r>
-      <w:r>
-        <w:rPr>
-          <w:lang w:val="pl-PL"/>
-        </w:rPr>
-        <w:t xml:space="preserve">   </w:t>
+      <w:proofErr w:type="gramStart"/>
+      <w:r>
+        <w:rPr>
+          <w:lang w:val="pl-PL"/>
+        </w:rPr>
+        <w:t>1:</w:t>
+      </w:r>
+      <w:r>
+        <w:rPr>
+          <w:lang w:val="pl-PL"/>
+        </w:rPr>
+        <w:t xml:space="preserve"> </w:t>
+      </w:r>
+      <w:r>
+        <w:rPr>
+          <w:lang w:val="pl-PL"/>
+        </w:rPr>
+        <w:t xml:space="preserve">  </w:t>
+      </w:r>
+      <w:proofErr w:type="gramEnd"/>
+      <w:r>
+        <w:rPr>
+          <w:lang w:val="pl-PL"/>
+        </w:rPr>
+        <w:t xml:space="preserve"> </w:t>
       </w:r>
       <w:r>
         <w:rPr>
@@ -1022,13 +1384,27 @@
         <w:rPr>
           <w:lang w:val="pl-PL"/>
         </w:rPr>
-        <w:t xml:space="preserve"> 2:</w:t>
-      </w:r>
-      <w:r>
-        <w:rPr>
-          <w:lang w:val="pl-PL"/>
-        </w:rPr>
-        <w:t xml:space="preserve">    </w:t>
+        <w:t xml:space="preserve"> </w:t>
+      </w:r>
+      <w:proofErr w:type="gramStart"/>
+      <w:r>
+        <w:rPr>
+          <w:lang w:val="pl-PL"/>
+        </w:rPr>
+        <w:t>2:</w:t>
+      </w:r>
+      <w:r>
+        <w:rPr>
+          <w:lang w:val="pl-PL"/>
+        </w:rPr>
+        <w:t xml:space="preserve">   </w:t>
+      </w:r>
+      <w:proofErr w:type="gramEnd"/>
+      <w:r>
+        <w:rPr>
+          <w:lang w:val="pl-PL"/>
+        </w:rPr>
+        <w:t xml:space="preserve"> </w:t>
       </w:r>
       <w:r>
         <w:rPr>
@@ -1061,29 +1437,450 @@
         <w:rPr>
           <w:lang w:val="pl-PL"/>
         </w:rPr>
+        <w:t xml:space="preserve">Eksperyment </w:t>
+      </w:r>
+      <w:proofErr w:type="gramStart"/>
+      <w:r>
+        <w:rPr>
+          <w:lang w:val="pl-PL"/>
+        </w:rPr>
+        <w:t>3:</w:t>
+      </w:r>
+      <w:r>
+        <w:rPr>
+          <w:lang w:val="pl-PL"/>
+        </w:rPr>
+        <w:t xml:space="preserve">   </w:t>
+      </w:r>
+      <w:proofErr w:type="gramEnd"/>
+      <w:r>
+        <w:rPr>
+          <w:lang w:val="pl-PL"/>
+        </w:rPr>
+        <w:t xml:space="preserve"> 16 |     0.2778 |           1.03x </w:t>
+      </w:r>
+      <w:r>
+        <w:rPr>
+          <w:lang w:val="pl-PL"/>
+        </w:rPr>
+        <w:t xml:space="preserve">        </w:t>
+      </w:r>
+      <w:r>
+        <w:rPr>
+          <w:lang w:val="pl-PL"/>
+        </w:rPr>
+        <w:t>|       1.88x</w:t>
+      </w:r>
+    </w:p>
+    <w:p>
+      <w:pPr>
+        <w:rPr>
+          <w:lang w:val="pl-PL"/>
+        </w:rPr>
+      </w:pPr>
+    </w:p>
+    <w:p>
+      <w:pPr>
+        <w:pStyle w:val="ListParagraph"/>
+        <w:numPr>
+          <w:ilvl w:val="0"/>
+          <w:numId w:val="6"/>
+        </w:numPr>
+        <w:rPr>
+          <w:lang w:val="pl-PL"/>
+        </w:rPr>
+      </w:pPr>
+      <w:r>
+        <w:rPr>
+          <w:lang w:val="pl-PL"/>
+        </w:rPr>
+        <w:t>Różnica przy zmianie z 70 % na 90% części równoległej dała około trzykrotny wzrost.</w:t>
+      </w:r>
+    </w:p>
+    <w:p>
+      <w:pPr>
+        <w:pStyle w:val="ListParagraph"/>
+        <w:numPr>
+          <w:ilvl w:val="0"/>
+          <w:numId w:val="6"/>
+        </w:numPr>
+        <w:rPr>
+          <w:lang w:val="pl-PL"/>
+        </w:rPr>
+      </w:pPr>
+      <w:r>
+        <w:rPr>
+          <w:lang w:val="pl-PL"/>
+        </w:rPr>
+        <w:t>Ponieważ ogranicza nas część sekwencyjna, która jest tu największa z</w:t>
+      </w:r>
+      <w:r>
+        <w:rPr>
+          <w:lang w:val="pl-PL"/>
+        </w:rPr>
+        <w:t>e wszystkich eksperymentów.</w:t>
+      </w:r>
+    </w:p>
+    <w:p>
+      <w:pPr>
+        <w:pStyle w:val="ListParagraph"/>
+        <w:numPr>
+          <w:ilvl w:val="0"/>
+          <w:numId w:val="6"/>
+        </w:numPr>
+        <w:rPr>
+          <w:lang w:val="pl-PL"/>
+        </w:rPr>
+      </w:pPr>
+      <w:r>
+        <w:rPr>
+          <w:lang w:val="pl-PL"/>
+        </w:rPr>
+        <w:t>Wtedy iloraz P/N -&gt; 0 więc S = 1 / (1-0.7) = 1/0.3 = ok. 3.33</w:t>
+      </w:r>
+      <w:r>
+        <w:rPr>
+          <w:lang w:val="pl-PL"/>
+        </w:rPr>
+        <w:br/>
+        <w:t xml:space="preserve">Dla 16 wątków wynik teoretyczny wyniósł </w:t>
+      </w:r>
+      <w:proofErr w:type="gramStart"/>
+      <w:r>
+        <w:rPr>
+          <w:lang w:val="pl-PL"/>
+        </w:rPr>
+        <w:t>2.91x  więc</w:t>
+      </w:r>
+      <w:proofErr w:type="gramEnd"/>
+      <w:r>
+        <w:rPr>
+          <w:lang w:val="pl-PL"/>
+        </w:rPr>
+        <w:t xml:space="preserve"> jesteśmy dość blisko teoretycznej bariery 3.33x</w:t>
+      </w:r>
+    </w:p>
+    <w:p>
+      <w:pPr>
+        <w:pStyle w:val="ListParagraph"/>
+        <w:numPr>
+          <w:ilvl w:val="0"/>
+          <w:numId w:val="6"/>
+        </w:numPr>
+        <w:rPr>
+          <w:lang w:val="pl-PL"/>
+        </w:rPr>
+      </w:pPr>
+      <w:r>
+        <w:rPr>
+          <w:lang w:val="pl-PL"/>
+        </w:rPr>
+        <w:t>Dokupienie procesora:</w:t>
+      </w:r>
+    </w:p>
+    <w:p>
+      <w:pPr>
+        <w:ind w:left="720" w:firstLine="720"/>
+        <w:rPr>
+          <w:lang w:val="pl-PL"/>
+        </w:rPr>
+      </w:pPr>
+      <w:r>
+        <w:rPr>
+          <w:lang w:val="pl-PL"/>
+        </w:rPr>
+        <w:t>S = 1</w:t>
+      </w:r>
+      <w:proofErr w:type="gramStart"/>
+      <w:r>
+        <w:rPr>
+          <w:lang w:val="pl-PL"/>
+        </w:rPr>
+        <w:t>/(</w:t>
+      </w:r>
+      <w:proofErr w:type="gramEnd"/>
+      <w:r>
+        <w:rPr>
+          <w:lang w:val="pl-PL"/>
+        </w:rPr>
+        <w:t xml:space="preserve">0.1 +0.9/32) = ok. 7.8 </w:t>
+      </w:r>
+    </w:p>
+    <w:p>
+      <w:pPr>
+        <w:ind w:left="720"/>
+        <w:rPr>
+          <w:lang w:val="pl-PL"/>
+        </w:rPr>
+      </w:pPr>
+      <w:r>
+        <w:rPr>
+          <w:lang w:val="pl-PL"/>
+        </w:rPr>
+        <w:t>Optymalizacja kodu:</w:t>
+      </w:r>
+    </w:p>
+    <w:p>
+      <w:pPr>
+        <w:ind w:left="720" w:firstLine="720"/>
+        <w:rPr>
+          <w:lang w:val="pl-PL"/>
+        </w:rPr>
+      </w:pPr>
+      <w:r>
+        <w:rPr>
+          <w:lang w:val="pl-PL"/>
+        </w:rPr>
+        <w:t>S = 1</w:t>
+      </w:r>
+      <w:proofErr w:type="gramStart"/>
+      <w:r>
+        <w:rPr>
+          <w:lang w:val="pl-PL"/>
+        </w:rPr>
+        <w:t>/(</w:t>
+      </w:r>
+      <w:proofErr w:type="gramEnd"/>
+      <w:r>
+        <w:rPr>
+          <w:lang w:val="pl-PL"/>
+        </w:rPr>
+        <w:t>0.</w:t>
+      </w:r>
+      <w:r>
+        <w:rPr>
+          <w:lang w:val="pl-PL"/>
+        </w:rPr>
+        <w:t>05</w:t>
+      </w:r>
+      <w:r>
+        <w:rPr>
+          <w:lang w:val="pl-PL"/>
+        </w:rPr>
+        <w:t xml:space="preserve"> +0.9</w:t>
+      </w:r>
+      <w:r>
+        <w:rPr>
+          <w:lang w:val="pl-PL"/>
+        </w:rPr>
+        <w:t>5</w:t>
+      </w:r>
+      <w:r>
+        <w:rPr>
+          <w:lang w:val="pl-PL"/>
+        </w:rPr>
+        <w:t>/</w:t>
+      </w:r>
+      <w:r>
+        <w:rPr>
+          <w:lang w:val="pl-PL"/>
+        </w:rPr>
+        <w:t>16</w:t>
+      </w:r>
+      <w:r>
+        <w:rPr>
+          <w:lang w:val="pl-PL"/>
+        </w:rPr>
+        <w:t xml:space="preserve">) = ok. </w:t>
+      </w:r>
+      <w:r>
+        <w:rPr>
+          <w:lang w:val="pl-PL"/>
+        </w:rPr>
+        <w:t>9.17</w:t>
+      </w:r>
+    </w:p>
+    <w:p>
+      <w:pPr>
+        <w:rPr>
+          <w:lang w:val="pl-PL"/>
+        </w:rPr>
+      </w:pPr>
+      <w:r>
+        <w:rPr>
+          <w:lang w:val="pl-PL"/>
+        </w:rPr>
+        <w:t xml:space="preserve"> </w:t>
+      </w:r>
+      <w:r>
+        <w:rPr>
+          <w:lang w:val="pl-PL"/>
+        </w:rPr>
+        <w:tab/>
+        <w:t>Więc bardziej opłaca się zoptymalizować kod.</w:t>
+      </w:r>
+    </w:p>
+    <w:p>
+      <w:pPr>
+        <w:rPr>
+          <w:lang w:val="pl-PL"/>
+        </w:rPr>
+      </w:pPr>
+      <w:r>
+        <w:rPr>
+          <w:lang w:val="pl-PL"/>
+        </w:rPr>
+        <w:drawing>
+          <wp:inline distT="0" distB="0" distL="0" distR="0" wp14:anchorId="4F41ADA0" wp14:editId="25AEB343">
+            <wp:extent cx="4610100" cy="254000"/>
+            <wp:effectExtent l="0" t="0" r="0" b="0"/>
+            <wp:docPr id="1881495145" name="Picture 1"/>
+            <wp:cNvGraphicFramePr>
+              <a:graphicFrameLocks xmlns:a="http://schemas.openxmlformats.org/drawingml/2006/main" noChangeAspect="1"/>
+            </wp:cNvGraphicFramePr>
+            <a:graphic xmlns:a="http://schemas.openxmlformats.org/drawingml/2006/main">
+              <a:graphicData uri="http://schemas.openxmlformats.org/drawingml/2006/picture">
+                <pic:pic xmlns:pic="http://schemas.openxmlformats.org/drawingml/2006/picture">
+                  <pic:nvPicPr>
+                    <pic:cNvPr id="1881495145" name=""/>
+                    <pic:cNvPicPr/>
+                  </pic:nvPicPr>
+                  <pic:blipFill>
+                    <a:blip r:embed="rId11"/>
+                    <a:stretch>
+                      <a:fillRect/>
+                    </a:stretch>
+                  </pic:blipFill>
+                  <pic:spPr>
+                    <a:xfrm>
+                      <a:off x="0" y="0"/>
+                      <a:ext cx="4610100" cy="254000"/>
+                    </a:xfrm>
+                    <a:prstGeom prst="rect">
+                      <a:avLst/>
+                    </a:prstGeom>
+                  </pic:spPr>
+                </pic:pic>
+              </a:graphicData>
+            </a:graphic>
+          </wp:inline>
+        </w:drawing>
+      </w:r>
+    </w:p>
+    <w:p>
+      <w:pPr>
+        <w:rPr>
+          <w:lang w:val="pl-PL"/>
+        </w:rPr>
+      </w:pPr>
+      <w:r>
+        <w:rPr>
+          <w:lang w:val="pl-PL"/>
+        </w:rPr>
+        <w:drawing>
+          <wp:inline distT="0" distB="0" distL="0" distR="0" wp14:anchorId="6DD3BFC9" wp14:editId="6F7178A1">
+            <wp:extent cx="4546600" cy="279400"/>
+            <wp:effectExtent l="0" t="0" r="0" b="0"/>
+            <wp:docPr id="739959488" name="Picture 1"/>
+            <wp:cNvGraphicFramePr>
+              <a:graphicFrameLocks xmlns:a="http://schemas.openxmlformats.org/drawingml/2006/main" noChangeAspect="1"/>
+            </wp:cNvGraphicFramePr>
+            <a:graphic xmlns:a="http://schemas.openxmlformats.org/drawingml/2006/main">
+              <a:graphicData uri="http://schemas.openxmlformats.org/drawingml/2006/picture">
+                <pic:pic xmlns:pic="http://schemas.openxmlformats.org/drawingml/2006/picture">
+                  <pic:nvPicPr>
+                    <pic:cNvPr id="739959488" name=""/>
+                    <pic:cNvPicPr/>
+                  </pic:nvPicPr>
+                  <pic:blipFill>
+                    <a:blip r:embed="rId12"/>
+                    <a:stretch>
+                      <a:fillRect/>
+                    </a:stretch>
+                  </pic:blipFill>
+                  <pic:spPr>
+                    <a:xfrm>
+                      <a:off x="0" y="0"/>
+                      <a:ext cx="4546600" cy="279400"/>
+                    </a:xfrm>
+                    <a:prstGeom prst="rect">
+                      <a:avLst/>
+                    </a:prstGeom>
+                  </pic:spPr>
+                </pic:pic>
+              </a:graphicData>
+            </a:graphic>
+          </wp:inline>
+        </w:drawing>
+      </w:r>
+    </w:p>
+    <w:p>
+      <w:pPr>
+        <w:rPr>
+          <w:lang w:val="pl-PL"/>
+        </w:rPr>
+      </w:pPr>
+    </w:p>
+    <w:p>
+      <w:pPr>
+        <w:rPr>
+          <w:b/>
+          <w:bCs/>
+          <w:sz w:val="28"/>
+          <w:szCs w:val="28"/>
+          <w:lang w:val="pl-PL"/>
+        </w:rPr>
+      </w:pPr>
+      <w:r>
+        <w:rPr>
+          <w:b/>
+          <w:bCs/>
+          <w:sz w:val="28"/>
+          <w:szCs w:val="28"/>
+          <w:lang w:val="pl-PL"/>
+        </w:rPr>
+        <w:t>Zad.3</w:t>
+      </w:r>
+    </w:p>
+    <w:p>
+      <w:pPr>
+        <w:rPr>
+          <w:lang w:val="pl-PL"/>
+        </w:rPr>
+      </w:pPr>
+      <w:r>
+        <w:rPr>
+          <w:lang w:val="pl-PL"/>
+        </w:rPr>
+        <w:t xml:space="preserve">Eksperyment 1: </w:t>
+      </w:r>
+    </w:p>
+    <w:p>
+      <w:pPr>
+        <w:rPr>
+          <w:lang w:val="pl-PL"/>
+        </w:rPr>
+      </w:pPr>
+      <w:r>
+        <w:rPr>
+          <w:lang w:val="pl-PL"/>
+        </w:rPr>
+        <w:t xml:space="preserve">Eksperyment 2: </w:t>
+      </w:r>
+    </w:p>
+    <w:p>
+      <w:pPr>
+        <w:rPr>
+          <w:lang w:val="pl-PL"/>
+        </w:rPr>
+      </w:pPr>
+      <w:r>
+        <w:rPr>
+          <w:lang w:val="pl-PL"/>
+        </w:rPr>
         <w:t>Eksperyment 3:</w:t>
       </w:r>
-      <w:r>
-        <w:rPr>
-          <w:lang w:val="pl-PL"/>
-        </w:rPr>
-        <w:t xml:space="preserve">    16 |     0.2778 |           1.03x </w:t>
-      </w:r>
-      <w:r>
-        <w:rPr>
-          <w:lang w:val="pl-PL"/>
-        </w:rPr>
-        <w:t xml:space="preserve">        </w:t>
-      </w:r>
-      <w:r>
-        <w:rPr>
-          <w:lang w:val="pl-PL"/>
-        </w:rPr>
-        <w:t>|       1.88x</w:t>
-      </w:r>
-    </w:p>
-    <w:p>
-      <w:pPr>
+    </w:p>
+    <w:p>
+      <w:pPr>
+        <w:rPr>
+          <w:lang w:val="pl-PL"/>
+        </w:rPr>
+      </w:pPr>
+    </w:p>
+    <w:p>
+      <w:pPr>
+        <w:ind w:left="720"/>
         <w:rPr>
           <w:lang w:val="pl-PL"/>
         </w:rPr>
@@ -1120,7 +1917,7 @@
       </w:pPr>
     </w:p>
     <w:sectPr>
-      <w:headerReference w:type="default" r:id="rId11"/>
+      <w:headerReference w:type="default" r:id="rId13"/>
       <w:pgSz w:w="12240" w:h="15840"/>
       <w:pgMar w:top="1440" w:right="1440" w:bottom="1440" w:left="1440" w:header="720" w:footer="720" w:gutter="0"/>
       <w:cols w:space="720"/>
@@ -1202,6 +1999,95 @@
 <file path=word/numbering.xml><?xml version="1.0" encoding="utf-8"?>
 <w:numbering xmlns:wpc="http://schemas.microsoft.com/office/word/2010/wordprocessingCanvas" xmlns:cx="http://schemas.microsoft.com/office/drawing/2014/chartex" xmlns:cx1="http://schemas.microsoft.com/office/drawing/2015/9/8/chartex" xmlns:cx2="http://schemas.microsoft.com/office/drawing/2015/10/21/chartex" xmlns:cx3="http://schemas.microsoft.com/office/drawing/2016/5/9/chartex" xmlns:cx4="http://schemas.microsoft.com/office/drawing/2016/5/10/chartex" xmlns:cx5="http://schemas.microsoft.com/office/drawing/2016/5/11/chartex" xmlns:cx6="http://schemas.microsoft.com/office/drawing/2016/5/12/chartex" xmlns:cx7="http://schemas.microsoft.com/office/drawing/2016/5/13/chartex" xmlns:cx8="http://schemas.microsoft.com/office/drawing/2016/5/14/chartex" xmlns:mc="http://schemas.openxmlformats.org/markup-compatibility/2006" xmlns:aink="http://schemas.microsoft.com/office/drawing/2016/ink" xmlns:am3d="http://schemas.microsoft.com/office/drawing/2017/model3d" xmlns:o="urn:schemas-microsoft-com:office:office" xmlns:oel="http://schemas.microsoft.com/office/2019/extlst" xmlns:r="http://schemas.openxmlformats.org/officeDocument/2006/relationships" xmlns:m="http://schemas.openxmlformats.org/officeDocument/2006/math" xmlns:v="urn:schemas-microsoft-com:vml" xmlns:wp14="http://schemas.microsoft.com/office/word/2010/wordprocessingDrawing" xmlns:wp="http://schemas.openxmlformats.org/drawingml/2006/wordprocessingDrawing" xmlns:w10="urn:schemas-microsoft-com:office:word" xmlns:w="http://schemas.openxmlformats.org/wordprocessingml/2006/main" xmlns:w14="http://schemas.microsoft.com/office/word/2010/wordml" xmlns:w15="http://schemas.microsoft.com/office/word/2012/wordml" xmlns:w16cex="http://schemas.microsoft.com/office/word/2018/wordml/cex" xmlns:w16cid="http://schemas.microsoft.com/office/word/2016/wordml/cid" xmlns:w16="http://schemas.microsoft.com/office/word/2018/wordml" xmlns:w16du="http://schemas.microsoft.com/office/word/2023/wordml/word16du" xmlns:w16sdtdh="http://schemas.microsoft.com/office/word/2020/wordml/sdtdatahash" xmlns:w16sdtfl="http://schemas.microsoft.com/office/word/2024/wordml/sdtformatlock" xmlns:w16se="http://schemas.microsoft.com/office/word/2015/wordml/symex" xmlns:wpg="http://schemas.microsoft.com/office/word/2010/wordprocessingGroup" xmlns:wpi="http://schemas.microsoft.com/office/word/2010/wordprocessingInk" xmlns:wne="http://schemas.microsoft.com/office/word/2006/wordml" xmlns:wps="http://schemas.microsoft.com/office/word/2010/wordprocessingShape" mc:Ignorable="w14 w15 w16se w16cid w16 w16cex w16sdtdh w16sdtfl w16du wp14">
   <w:abstractNum w:abstractNumId="0" w15:restartNumberingAfterBreak="0">
+    <w:nsid w:val="0E66020F"/>
+    <w:multiLevelType w:val="hybridMultilevel"/>
+    <w:tmpl w:val="0E148BCC"/>
+    <w:lvl w:ilvl="0" w:tplc="768EB318">
+      <w:start w:val="1"/>
+      <w:numFmt w:val="decimal"/>
+      <w:lvlText w:val="%1."/>
+      <w:lvlJc w:val="left"/>
+      <w:pPr>
+        <w:ind w:left="720" w:hanging="360"/>
+      </w:pPr>
+      <w:rPr>
+        <w:rFonts w:asciiTheme="minorHAnsi" w:eastAsiaTheme="minorHAnsi" w:hAnsiTheme="minorHAnsi" w:cstheme="minorBidi"/>
+      </w:rPr>
+    </w:lvl>
+    <w:lvl w:ilvl="1" w:tplc="04090019">
+      <w:start w:val="1"/>
+      <w:numFmt w:val="lowerLetter"/>
+      <w:lvlText w:val="%2."/>
+      <w:lvlJc w:val="left"/>
+      <w:pPr>
+        <w:ind w:left="1440" w:hanging="360"/>
+      </w:pPr>
+    </w:lvl>
+    <w:lvl w:ilvl="2" w:tplc="0409001B" w:tentative="1">
+      <w:start w:val="1"/>
+      <w:numFmt w:val="lowerRoman"/>
+      <w:lvlText w:val="%3."/>
+      <w:lvlJc w:val="right"/>
+      <w:pPr>
+        <w:ind w:left="2160" w:hanging="180"/>
+      </w:pPr>
+    </w:lvl>
+    <w:lvl w:ilvl="3" w:tplc="0409000F" w:tentative="1">
+      <w:start w:val="1"/>
+      <w:numFmt w:val="decimal"/>
+      <w:lvlText w:val="%4."/>
+      <w:lvlJc w:val="left"/>
+      <w:pPr>
+        <w:ind w:left="2880" w:hanging="360"/>
+      </w:pPr>
+    </w:lvl>
+    <w:lvl w:ilvl="4" w:tplc="04090019" w:tentative="1">
+      <w:start w:val="1"/>
+      <w:numFmt w:val="lowerLetter"/>
+      <w:lvlText w:val="%5."/>
+      <w:lvlJc w:val="left"/>
+      <w:pPr>
+        <w:ind w:left="3600" w:hanging="360"/>
+      </w:pPr>
+    </w:lvl>
+    <w:lvl w:ilvl="5" w:tplc="0409001B" w:tentative="1">
+      <w:start w:val="1"/>
+      <w:numFmt w:val="lowerRoman"/>
+      <w:lvlText w:val="%6."/>
+      <w:lvlJc w:val="right"/>
+      <w:pPr>
+        <w:ind w:left="4320" w:hanging="180"/>
+      </w:pPr>
+    </w:lvl>
+    <w:lvl w:ilvl="6" w:tplc="0409000F" w:tentative="1">
+      <w:start w:val="1"/>
+      <w:numFmt w:val="decimal"/>
+      <w:lvlText w:val="%7."/>
+      <w:lvlJc w:val="left"/>
+      <w:pPr>
+        <w:ind w:left="5040" w:hanging="360"/>
+      </w:pPr>
+    </w:lvl>
+    <w:lvl w:ilvl="7" w:tplc="04090019" w:tentative="1">
+      <w:start w:val="1"/>
+      <w:numFmt w:val="lowerLetter"/>
+      <w:lvlText w:val="%8."/>
+      <w:lvlJc w:val="left"/>
+      <w:pPr>
+        <w:ind w:left="5760" w:hanging="360"/>
+      </w:pPr>
+    </w:lvl>
+    <w:lvl w:ilvl="8" w:tplc="0409001B" w:tentative="1">
+      <w:start w:val="1"/>
+      <w:numFmt w:val="lowerRoman"/>
+      <w:lvlText w:val="%9."/>
+      <w:lvlJc w:val="right"/>
+      <w:pPr>
+        <w:ind w:left="6480" w:hanging="180"/>
+      </w:pPr>
+    </w:lvl>
+  </w:abstractNum>
+  <w:abstractNum w:abstractNumId="1" w15:restartNumberingAfterBreak="0">
     <w:nsid w:val="2C074621"/>
     <w:multiLevelType w:val="hybridMultilevel"/>
     <w:tmpl w:val="D62A95FA"/>
@@ -1290,7 +2176,7 @@
       </w:pPr>
     </w:lvl>
   </w:abstractNum>
-  <w:abstractNum w:abstractNumId="1" w15:restartNumberingAfterBreak="0">
+  <w:abstractNum w:abstractNumId="2" w15:restartNumberingAfterBreak="0">
     <w:nsid w:val="6C7D5626"/>
     <w:multiLevelType w:val="hybridMultilevel"/>
     <w:tmpl w:val="7780D102"/>
@@ -1379,7 +2265,7 @@
       </w:pPr>
     </w:lvl>
   </w:abstractNum>
-  <w:abstractNum w:abstractNumId="2" w15:restartNumberingAfterBreak="0">
+  <w:abstractNum w:abstractNumId="3" w15:restartNumberingAfterBreak="0">
     <w:nsid w:val="6D8847B2"/>
     <w:multiLevelType w:val="hybridMultilevel"/>
     <w:tmpl w:val="8B5247F2"/>
@@ -1468,7 +2354,7 @@
       </w:pPr>
     </w:lvl>
   </w:abstractNum>
-  <w:abstractNum w:abstractNumId="3" w15:restartNumberingAfterBreak="0">
+  <w:abstractNum w:abstractNumId="4" w15:restartNumberingAfterBreak="0">
     <w:nsid w:val="78B512CA"/>
     <w:multiLevelType w:val="hybridMultilevel"/>
     <w:tmpl w:val="74FC5F34"/>
@@ -1557,16 +2443,111 @@
       </w:pPr>
     </w:lvl>
   </w:abstractNum>
+  <w:abstractNum w:abstractNumId="5" w15:restartNumberingAfterBreak="0">
+    <w:nsid w:val="7D742AE9"/>
+    <w:multiLevelType w:val="hybridMultilevel"/>
+    <w:tmpl w:val="2AD80444"/>
+    <w:lvl w:ilvl="0" w:tplc="04090019">
+      <w:start w:val="1"/>
+      <w:numFmt w:val="lowerLetter"/>
+      <w:lvlText w:val="%1."/>
+      <w:lvlJc w:val="left"/>
+      <w:pPr>
+        <w:ind w:left="720" w:hanging="360"/>
+      </w:pPr>
+      <w:rPr>
+        <w:rFonts w:hint="default"/>
+      </w:rPr>
+    </w:lvl>
+    <w:lvl w:ilvl="1" w:tplc="04090019" w:tentative="1">
+      <w:start w:val="1"/>
+      <w:numFmt w:val="lowerLetter"/>
+      <w:lvlText w:val="%2."/>
+      <w:lvlJc w:val="left"/>
+      <w:pPr>
+        <w:ind w:left="1440" w:hanging="360"/>
+      </w:pPr>
+    </w:lvl>
+    <w:lvl w:ilvl="2" w:tplc="0409001B" w:tentative="1">
+      <w:start w:val="1"/>
+      <w:numFmt w:val="lowerRoman"/>
+      <w:lvlText w:val="%3."/>
+      <w:lvlJc w:val="right"/>
+      <w:pPr>
+        <w:ind w:left="2160" w:hanging="180"/>
+      </w:pPr>
+    </w:lvl>
+    <w:lvl w:ilvl="3" w:tplc="0409000F" w:tentative="1">
+      <w:start w:val="1"/>
+      <w:numFmt w:val="decimal"/>
+      <w:lvlText w:val="%4."/>
+      <w:lvlJc w:val="left"/>
+      <w:pPr>
+        <w:ind w:left="2880" w:hanging="360"/>
+      </w:pPr>
+    </w:lvl>
+    <w:lvl w:ilvl="4" w:tplc="04090019" w:tentative="1">
+      <w:start w:val="1"/>
+      <w:numFmt w:val="lowerLetter"/>
+      <w:lvlText w:val="%5."/>
+      <w:lvlJc w:val="left"/>
+      <w:pPr>
+        <w:ind w:left="3600" w:hanging="360"/>
+      </w:pPr>
+    </w:lvl>
+    <w:lvl w:ilvl="5" w:tplc="0409001B" w:tentative="1">
+      <w:start w:val="1"/>
+      <w:numFmt w:val="lowerRoman"/>
+      <w:lvlText w:val="%6."/>
+      <w:lvlJc w:val="right"/>
+      <w:pPr>
+        <w:ind w:left="4320" w:hanging="180"/>
+      </w:pPr>
+    </w:lvl>
+    <w:lvl w:ilvl="6" w:tplc="0409000F" w:tentative="1">
+      <w:start w:val="1"/>
+      <w:numFmt w:val="decimal"/>
+      <w:lvlText w:val="%7."/>
+      <w:lvlJc w:val="left"/>
+      <w:pPr>
+        <w:ind w:left="5040" w:hanging="360"/>
+      </w:pPr>
+    </w:lvl>
+    <w:lvl w:ilvl="7" w:tplc="04090019" w:tentative="1">
+      <w:start w:val="1"/>
+      <w:numFmt w:val="lowerLetter"/>
+      <w:lvlText w:val="%8."/>
+      <w:lvlJc w:val="left"/>
+      <w:pPr>
+        <w:ind w:left="5760" w:hanging="360"/>
+      </w:pPr>
+    </w:lvl>
+    <w:lvl w:ilvl="8" w:tplc="0409001B" w:tentative="1">
+      <w:start w:val="1"/>
+      <w:numFmt w:val="lowerRoman"/>
+      <w:lvlText w:val="%9."/>
+      <w:lvlJc w:val="right"/>
+      <w:pPr>
+        <w:ind w:left="6480" w:hanging="180"/>
+      </w:pPr>
+    </w:lvl>
+  </w:abstractNum>
   <w:num w:numId="1" w16cid:durableId="817234077">
+    <w:abstractNumId w:val="2"/>
+  </w:num>
+  <w:num w:numId="2" w16cid:durableId="2141266817">
+    <w:abstractNumId w:val="3"/>
+  </w:num>
+  <w:num w:numId="3" w16cid:durableId="1171018698">
+    <w:abstractNumId w:val="4"/>
+  </w:num>
+  <w:num w:numId="4" w16cid:durableId="1592003135">
     <w:abstractNumId w:val="1"/>
   </w:num>
-  <w:num w:numId="2" w16cid:durableId="2141266817">
-    <w:abstractNumId w:val="2"/>
+  <w:num w:numId="5" w16cid:durableId="814250893">
+    <w:abstractNumId w:val="5"/>
   </w:num>
-  <w:num w:numId="3" w16cid:durableId="1171018698">
-    <w:abstractNumId w:val="3"/>
-  </w:num>
-  <w:num w:numId="4" w16cid:durableId="1592003135">
+  <w:num w:numId="6" w16cid:durableId="267811813">
     <w:abstractNumId w:val="0"/>
   </w:num>
 </w:numbering>

--- a/sem2/PAPRO/Papro4/Sprawozdanie_lab4.docx
+++ b/sem2/PAPRO/Papro4/Sprawozdanie_lab4.docx
@@ -1847,6 +1847,56 @@
     </w:p>
     <w:p>
       <w:pPr>
+        <w:pStyle w:val="ListParagraph"/>
+        <w:numPr>
+          <w:ilvl w:val="0"/>
+          <w:numId w:val="7"/>
+        </w:numPr>
+        <w:rPr>
+          <w:lang w:val="pl-PL"/>
+        </w:rPr>
+      </w:pPr>
+      <w:r>
+        <w:rPr>
+          <w:lang w:val="pl-PL"/>
+        </w:rPr>
+        <w:t xml:space="preserve">Zmienna </w:t>
+      </w:r>
+      <w:proofErr w:type="spellStart"/>
+      <w:r>
+        <w:rPr>
+          <w:lang w:val="pl-PL"/>
+        </w:rPr>
+        <w:t>counter</w:t>
+      </w:r>
+      <w:proofErr w:type="spellEnd"/>
+      <w:r>
+        <w:rPr>
+          <w:lang w:val="pl-PL"/>
+        </w:rPr>
+        <w:t xml:space="preserve"> wyniosła 1</w:t>
+      </w:r>
+    </w:p>
+    <w:p>
+      <w:pPr>
+        <w:pStyle w:val="ListParagraph"/>
+        <w:numPr>
+          <w:ilvl w:val="0"/>
+          <w:numId w:val="7"/>
+        </w:numPr>
+        <w:rPr>
+          <w:lang w:val="pl-PL"/>
+        </w:rPr>
+      </w:pPr>
+      <w:r>
+        <w:rPr>
+          <w:lang w:val="pl-PL"/>
+        </w:rPr>
+        <w:t>Nie, wszystkie wątki modyfikowały te samą zmienną</w:t>
+      </w:r>
+    </w:p>
+    <w:p>
+      <w:pPr>
         <w:rPr>
           <w:lang w:val="pl-PL"/>
         </w:rPr>
@@ -2088,6 +2138,95 @@
     </w:lvl>
   </w:abstractNum>
   <w:abstractNum w:abstractNumId="1" w15:restartNumberingAfterBreak="0">
+    <w:nsid w:val="282253D1"/>
+    <w:multiLevelType w:val="hybridMultilevel"/>
+    <w:tmpl w:val="8BACDF8C"/>
+    <w:lvl w:ilvl="0" w:tplc="04090019">
+      <w:start w:val="1"/>
+      <w:numFmt w:val="lowerLetter"/>
+      <w:lvlText w:val="%1."/>
+      <w:lvlJc w:val="left"/>
+      <w:pPr>
+        <w:ind w:left="720" w:hanging="360"/>
+      </w:pPr>
+      <w:rPr>
+        <w:rFonts w:hint="default"/>
+      </w:rPr>
+    </w:lvl>
+    <w:lvl w:ilvl="1" w:tplc="04090019" w:tentative="1">
+      <w:start w:val="1"/>
+      <w:numFmt w:val="lowerLetter"/>
+      <w:lvlText w:val="%2."/>
+      <w:lvlJc w:val="left"/>
+      <w:pPr>
+        <w:ind w:left="1440" w:hanging="360"/>
+      </w:pPr>
+    </w:lvl>
+    <w:lvl w:ilvl="2" w:tplc="0409001B" w:tentative="1">
+      <w:start w:val="1"/>
+      <w:numFmt w:val="lowerRoman"/>
+      <w:lvlText w:val="%3."/>
+      <w:lvlJc w:val="right"/>
+      <w:pPr>
+        <w:ind w:left="2160" w:hanging="180"/>
+      </w:pPr>
+    </w:lvl>
+    <w:lvl w:ilvl="3" w:tplc="0409000F" w:tentative="1">
+      <w:start w:val="1"/>
+      <w:numFmt w:val="decimal"/>
+      <w:lvlText w:val="%4."/>
+      <w:lvlJc w:val="left"/>
+      <w:pPr>
+        <w:ind w:left="2880" w:hanging="360"/>
+      </w:pPr>
+    </w:lvl>
+    <w:lvl w:ilvl="4" w:tplc="04090019" w:tentative="1">
+      <w:start w:val="1"/>
+      <w:numFmt w:val="lowerLetter"/>
+      <w:lvlText w:val="%5."/>
+      <w:lvlJc w:val="left"/>
+      <w:pPr>
+        <w:ind w:left="3600" w:hanging="360"/>
+      </w:pPr>
+    </w:lvl>
+    <w:lvl w:ilvl="5" w:tplc="0409001B" w:tentative="1">
+      <w:start w:val="1"/>
+      <w:numFmt w:val="lowerRoman"/>
+      <w:lvlText w:val="%6."/>
+      <w:lvlJc w:val="right"/>
+      <w:pPr>
+        <w:ind w:left="4320" w:hanging="180"/>
+      </w:pPr>
+    </w:lvl>
+    <w:lvl w:ilvl="6" w:tplc="0409000F" w:tentative="1">
+      <w:start w:val="1"/>
+      <w:numFmt w:val="decimal"/>
+      <w:lvlText w:val="%7."/>
+      <w:lvlJc w:val="left"/>
+      <w:pPr>
+        <w:ind w:left="5040" w:hanging="360"/>
+      </w:pPr>
+    </w:lvl>
+    <w:lvl w:ilvl="7" w:tplc="04090019" w:tentative="1">
+      <w:start w:val="1"/>
+      <w:numFmt w:val="lowerLetter"/>
+      <w:lvlText w:val="%8."/>
+      <w:lvlJc w:val="left"/>
+      <w:pPr>
+        <w:ind w:left="5760" w:hanging="360"/>
+      </w:pPr>
+    </w:lvl>
+    <w:lvl w:ilvl="8" w:tplc="0409001B" w:tentative="1">
+      <w:start w:val="1"/>
+      <w:numFmt w:val="lowerRoman"/>
+      <w:lvlText w:val="%9."/>
+      <w:lvlJc w:val="right"/>
+      <w:pPr>
+        <w:ind w:left="6480" w:hanging="180"/>
+      </w:pPr>
+    </w:lvl>
+  </w:abstractNum>
+  <w:abstractNum w:abstractNumId="2" w15:restartNumberingAfterBreak="0">
     <w:nsid w:val="2C074621"/>
     <w:multiLevelType w:val="hybridMultilevel"/>
     <w:tmpl w:val="D62A95FA"/>
@@ -2176,7 +2315,7 @@
       </w:pPr>
     </w:lvl>
   </w:abstractNum>
-  <w:abstractNum w:abstractNumId="2" w15:restartNumberingAfterBreak="0">
+  <w:abstractNum w:abstractNumId="3" w15:restartNumberingAfterBreak="0">
     <w:nsid w:val="6C7D5626"/>
     <w:multiLevelType w:val="hybridMultilevel"/>
     <w:tmpl w:val="7780D102"/>
@@ -2265,7 +2404,7 @@
       </w:pPr>
     </w:lvl>
   </w:abstractNum>
-  <w:abstractNum w:abstractNumId="3" w15:restartNumberingAfterBreak="0">
+  <w:abstractNum w:abstractNumId="4" w15:restartNumberingAfterBreak="0">
     <w:nsid w:val="6D8847B2"/>
     <w:multiLevelType w:val="hybridMultilevel"/>
     <w:tmpl w:val="8B5247F2"/>
@@ -2354,7 +2493,7 @@
       </w:pPr>
     </w:lvl>
   </w:abstractNum>
-  <w:abstractNum w:abstractNumId="4" w15:restartNumberingAfterBreak="0">
+  <w:abstractNum w:abstractNumId="5" w15:restartNumberingAfterBreak="0">
     <w:nsid w:val="78B512CA"/>
     <w:multiLevelType w:val="hybridMultilevel"/>
     <w:tmpl w:val="74FC5F34"/>
@@ -2443,7 +2582,7 @@
       </w:pPr>
     </w:lvl>
   </w:abstractNum>
-  <w:abstractNum w:abstractNumId="5" w15:restartNumberingAfterBreak="0">
+  <w:abstractNum w:abstractNumId="6" w15:restartNumberingAfterBreak="0">
     <w:nsid w:val="7D742AE9"/>
     <w:multiLevelType w:val="hybridMultilevel"/>
     <w:tmpl w:val="2AD80444"/>
@@ -2533,22 +2672,25 @@
     </w:lvl>
   </w:abstractNum>
   <w:num w:numId="1" w16cid:durableId="817234077">
+    <w:abstractNumId w:val="3"/>
+  </w:num>
+  <w:num w:numId="2" w16cid:durableId="2141266817">
+    <w:abstractNumId w:val="4"/>
+  </w:num>
+  <w:num w:numId="3" w16cid:durableId="1171018698">
+    <w:abstractNumId w:val="5"/>
+  </w:num>
+  <w:num w:numId="4" w16cid:durableId="1592003135">
     <w:abstractNumId w:val="2"/>
   </w:num>
-  <w:num w:numId="2" w16cid:durableId="2141266817">
-    <w:abstractNumId w:val="3"/>
-  </w:num>
-  <w:num w:numId="3" w16cid:durableId="1171018698">
-    <w:abstractNumId w:val="4"/>
-  </w:num>
-  <w:num w:numId="4" w16cid:durableId="1592003135">
-    <w:abstractNumId w:val="1"/>
-  </w:num>
   <w:num w:numId="5" w16cid:durableId="814250893">
-    <w:abstractNumId w:val="5"/>
+    <w:abstractNumId w:val="6"/>
   </w:num>
   <w:num w:numId="6" w16cid:durableId="267811813">
     <w:abstractNumId w:val="0"/>
+  </w:num>
+  <w:num w:numId="7" w16cid:durableId="629361837">
+    <w:abstractNumId w:val="1"/>
   </w:num>
 </w:numbering>
 </file>

--- a/sem2/PAPRO/Papro4/Sprawozdanie_lab4.docx
+++ b/sem2/PAPRO/Papro4/Sprawozdanie_lab4.docx
@@ -1478,6 +1478,26 @@
           <w:lang w:val="pl-PL"/>
         </w:rPr>
       </w:pPr>
+      <w:r>
+        <w:rPr>
+          <w:lang w:val="pl-PL"/>
+        </w:rPr>
+        <w:t xml:space="preserve">Co prawda przyspieszenie praktycznie się nie zmienia, a jeżeli się to dzieje to ciężko stwierdzić tu jakąkolwiek </w:t>
+      </w:r>
+      <w:proofErr w:type="gramStart"/>
+      <w:r>
+        <w:rPr>
+          <w:lang w:val="pl-PL"/>
+        </w:rPr>
+        <w:t>zależność</w:t>
+      </w:r>
+      <w:proofErr w:type="gramEnd"/>
+      <w:r>
+        <w:rPr>
+          <w:lang w:val="pl-PL"/>
+        </w:rPr>
+        <w:t xml:space="preserve"> dlatego odnoszę się do teoretycznych wyników. Zapewne dzieje się to z powodu prostoty programu i szybkości komputera.</w:t>
+      </w:r>
     </w:p>
     <w:p>
       <w:pPr>
@@ -1716,6 +1736,66 @@
           <w:lang w:val="pl-PL"/>
         </w:rPr>
       </w:pPr>
+      <w:r>
+        <w:rPr>
+          <w:lang w:val="pl-PL"/>
+        </w:rPr>
+        <w:drawing>
+          <wp:anchor distT="0" distB="0" distL="114300" distR="114300" simplePos="0" relativeHeight="251662336" behindDoc="0" locked="0" layoutInCell="1" allowOverlap="1" wp14:anchorId="6DD3BFC9" wp14:editId="7B690274">
+            <wp:simplePos x="0" y="0"/>
+            <wp:positionH relativeFrom="column">
+              <wp:posOffset>0</wp:posOffset>
+            </wp:positionH>
+            <wp:positionV relativeFrom="page">
+              <wp:posOffset>9161508</wp:posOffset>
+            </wp:positionV>
+            <wp:extent cx="4546600" cy="279400"/>
+            <wp:effectExtent l="0" t="0" r="0" b="0"/>
+            <wp:wrapTopAndBottom/>
+            <wp:docPr id="739959488" name="Picture 1"/>
+            <wp:cNvGraphicFramePr>
+              <a:graphicFrameLocks xmlns:a="http://schemas.openxmlformats.org/drawingml/2006/main" noChangeAspect="1"/>
+            </wp:cNvGraphicFramePr>
+            <a:graphic xmlns:a="http://schemas.openxmlformats.org/drawingml/2006/main">
+              <a:graphicData uri="http://schemas.openxmlformats.org/drawingml/2006/picture">
+                <pic:pic xmlns:pic="http://schemas.openxmlformats.org/drawingml/2006/picture">
+                  <pic:nvPicPr>
+                    <pic:cNvPr id="739959488" name=""/>
+                    <pic:cNvPicPr/>
+                  </pic:nvPicPr>
+                  <pic:blipFill>
+                    <a:blip r:embed="rId11">
+                      <a:extLst>
+                        <a:ext uri="{28A0092B-C50C-407E-A947-70E740481C1C}">
+                          <a14:useLocalDpi xmlns:a14="http://schemas.microsoft.com/office/drawing/2010/main" val="0"/>
+                        </a:ext>
+                      </a:extLst>
+                    </a:blip>
+                    <a:stretch>
+                      <a:fillRect/>
+                    </a:stretch>
+                  </pic:blipFill>
+                  <pic:spPr>
+                    <a:xfrm>
+                      <a:off x="0" y="0"/>
+                      <a:ext cx="4546600" cy="279400"/>
+                    </a:xfrm>
+                    <a:prstGeom prst="rect">
+                      <a:avLst/>
+                    </a:prstGeom>
+                  </pic:spPr>
+                </pic:pic>
+              </a:graphicData>
+            </a:graphic>
+            <wp14:sizeRelH relativeFrom="page">
+              <wp14:pctWidth>0</wp14:pctWidth>
+            </wp14:sizeRelH>
+            <wp14:sizeRelV relativeFrom="page">
+              <wp14:pctHeight>0</wp14:pctHeight>
+            </wp14:sizeRelV>
+          </wp:anchor>
+        </w:drawing>
+      </w:r>
       <w:r>
         <w:rPr>
           <w:lang w:val="pl-PL"/>
@@ -1736,7 +1816,7 @@
                     <pic:cNvPicPr/>
                   </pic:nvPicPr>
                   <pic:blipFill>
-                    <a:blip r:embed="rId11"/>
+                    <a:blip r:embed="rId12"/>
                     <a:stretch>
                       <a:fillRect/>
                     </a:stretch>
@@ -1763,46 +1843,6 @@
           <w:lang w:val="pl-PL"/>
         </w:rPr>
       </w:pPr>
-      <w:r>
-        <w:rPr>
-          <w:lang w:val="pl-PL"/>
-        </w:rPr>
-        <w:drawing>
-          <wp:inline distT="0" distB="0" distL="0" distR="0" wp14:anchorId="6DD3BFC9" wp14:editId="6F7178A1">
-            <wp:extent cx="4546600" cy="279400"/>
-            <wp:effectExtent l="0" t="0" r="0" b="0"/>
-            <wp:docPr id="739959488" name="Picture 1"/>
-            <wp:cNvGraphicFramePr>
-              <a:graphicFrameLocks xmlns:a="http://schemas.openxmlformats.org/drawingml/2006/main" noChangeAspect="1"/>
-            </wp:cNvGraphicFramePr>
-            <a:graphic xmlns:a="http://schemas.openxmlformats.org/drawingml/2006/main">
-              <a:graphicData uri="http://schemas.openxmlformats.org/drawingml/2006/picture">
-                <pic:pic xmlns:pic="http://schemas.openxmlformats.org/drawingml/2006/picture">
-                  <pic:nvPicPr>
-                    <pic:cNvPr id="739959488" name=""/>
-                    <pic:cNvPicPr/>
-                  </pic:nvPicPr>
-                  <pic:blipFill>
-                    <a:blip r:embed="rId12"/>
-                    <a:stretch>
-                      <a:fillRect/>
-                    </a:stretch>
-                  </pic:blipFill>
-                  <pic:spPr>
-                    <a:xfrm>
-                      <a:off x="0" y="0"/>
-                      <a:ext cx="4546600" cy="279400"/>
-                    </a:xfrm>
-                    <a:prstGeom prst="rect">
-                      <a:avLst/>
-                    </a:prstGeom>
-                  </pic:spPr>
-                </pic:pic>
-              </a:graphicData>
-            </a:graphic>
-          </wp:inline>
-        </w:drawing>
-      </w:r>
     </w:p>
     <w:p>
       <w:pPr>
@@ -1876,6 +1916,24 @@
         </w:rPr>
         <w:t xml:space="preserve"> wyniosła 1</w:t>
       </w:r>
+      <w:r>
+        <w:rPr>
+          <w:lang w:val="pl-PL"/>
+        </w:rPr>
+        <w:t xml:space="preserve">, wszystkie wątki </w:t>
+      </w:r>
+      <w:r>
+        <w:rPr>
+          <w:lang w:val="pl-PL"/>
+        </w:rPr>
+        <w:t>widziały</w:t>
+      </w:r>
+      <w:r>
+        <w:rPr>
+          <w:lang w:val="pl-PL"/>
+        </w:rPr>
+        <w:t xml:space="preserve"> tą samą zmienną.</w:t>
+      </w:r>
     </w:p>
     <w:p>
       <w:pPr>
@@ -1910,6 +1968,96 @@
     </w:p>
     <w:p>
       <w:pPr>
+        <w:pStyle w:val="ListParagraph"/>
+        <w:numPr>
+          <w:ilvl w:val="0"/>
+          <w:numId w:val="9"/>
+        </w:numPr>
+        <w:rPr>
+          <w:lang w:val="pl-PL"/>
+        </w:rPr>
+      </w:pPr>
+      <w:proofErr w:type="spellStart"/>
+      <w:r>
+        <w:rPr>
+          <w:lang w:val="pl-PL"/>
+        </w:rPr>
+        <w:t>Counter</w:t>
+      </w:r>
+      <w:proofErr w:type="spellEnd"/>
+      <w:r>
+        <w:rPr>
+          <w:lang w:val="pl-PL"/>
+        </w:rPr>
+        <w:t xml:space="preserve"> był równy 0. </w:t>
+      </w:r>
+    </w:p>
+    <w:p>
+      <w:pPr>
+        <w:pStyle w:val="ListParagraph"/>
+        <w:numPr>
+          <w:ilvl w:val="0"/>
+          <w:numId w:val="9"/>
+        </w:numPr>
+        <w:rPr>
+          <w:lang w:val="pl-PL"/>
+        </w:rPr>
+      </w:pPr>
+      <w:r>
+        <w:rPr>
+          <w:lang w:val="pl-PL"/>
+        </w:rPr>
+        <w:t xml:space="preserve">Każdy proces miał swoją niezależną zmienną </w:t>
+      </w:r>
+      <w:proofErr w:type="spellStart"/>
+      <w:r>
+        <w:rPr>
+          <w:lang w:val="pl-PL"/>
+        </w:rPr>
+        <w:t>counter</w:t>
+      </w:r>
+      <w:proofErr w:type="spellEnd"/>
+      <w:r>
+        <w:rPr>
+          <w:lang w:val="pl-PL"/>
+        </w:rPr>
+        <w:t xml:space="preserve"> którą zwiększył, ale zmiany te nie dotyczyły procesu głównego który wypisał </w:t>
+      </w:r>
+      <w:proofErr w:type="gramStart"/>
+      <w:r>
+        <w:rPr>
+          <w:lang w:val="pl-PL"/>
+        </w:rPr>
+        <w:t>wynik</w:t>
+      </w:r>
+      <w:proofErr w:type="gramEnd"/>
+      <w:r>
+        <w:rPr>
+          <w:lang w:val="pl-PL"/>
+        </w:rPr>
+        <w:t xml:space="preserve"> czyli 0.</w:t>
+      </w:r>
+    </w:p>
+    <w:p>
+      <w:pPr>
+        <w:pStyle w:val="ListParagraph"/>
+        <w:numPr>
+          <w:ilvl w:val="0"/>
+          <w:numId w:val="9"/>
+        </w:numPr>
+        <w:rPr>
+          <w:lang w:val="pl-PL"/>
+        </w:rPr>
+      </w:pPr>
+      <w:r>
+        <w:rPr>
+          <w:lang w:val="pl-PL"/>
+        </w:rPr>
+        <w:t>Procesy mogą się komunikować np. za pomocą potoków lub kolejek.</w:t>
+      </w:r>
+    </w:p>
+    <w:p>
+      <w:pPr>
         <w:rPr>
           <w:lang w:val="pl-PL"/>
         </w:rPr>
@@ -1920,6 +2068,18 @@
         </w:rPr>
         <w:t>Eksperyment 3:</w:t>
       </w:r>
+    </w:p>
+    <w:p>
+      <w:pPr>
+        <w:pStyle w:val="ListParagraph"/>
+        <w:numPr>
+          <w:ilvl w:val="0"/>
+          <w:numId w:val="10"/>
+        </w:numPr>
+        <w:rPr>
+          <w:lang w:val="pl-PL"/>
+        </w:rPr>
+      </w:pPr>
     </w:p>
     <w:p>
       <w:pPr>
@@ -2049,6 +2209,95 @@
 <file path=word/numbering.xml><?xml version="1.0" encoding="utf-8"?>
 <w:numbering xmlns:wpc="http://schemas.microsoft.com/office/word/2010/wordprocessingCanvas" xmlns:cx="http://schemas.microsoft.com/office/drawing/2014/chartex" xmlns:cx1="http://schemas.microsoft.com/office/drawing/2015/9/8/chartex" xmlns:cx2="http://schemas.microsoft.com/office/drawing/2015/10/21/chartex" xmlns:cx3="http://schemas.microsoft.com/office/drawing/2016/5/9/chartex" xmlns:cx4="http://schemas.microsoft.com/office/drawing/2016/5/10/chartex" xmlns:cx5="http://schemas.microsoft.com/office/drawing/2016/5/11/chartex" xmlns:cx6="http://schemas.microsoft.com/office/drawing/2016/5/12/chartex" xmlns:cx7="http://schemas.microsoft.com/office/drawing/2016/5/13/chartex" xmlns:cx8="http://schemas.microsoft.com/office/drawing/2016/5/14/chartex" xmlns:mc="http://schemas.openxmlformats.org/markup-compatibility/2006" xmlns:aink="http://schemas.microsoft.com/office/drawing/2016/ink" xmlns:am3d="http://schemas.microsoft.com/office/drawing/2017/model3d" xmlns:o="urn:schemas-microsoft-com:office:office" xmlns:oel="http://schemas.microsoft.com/office/2019/extlst" xmlns:r="http://schemas.openxmlformats.org/officeDocument/2006/relationships" xmlns:m="http://schemas.openxmlformats.org/officeDocument/2006/math" xmlns:v="urn:schemas-microsoft-com:vml" xmlns:wp14="http://schemas.microsoft.com/office/word/2010/wordprocessingDrawing" xmlns:wp="http://schemas.openxmlformats.org/drawingml/2006/wordprocessingDrawing" xmlns:w10="urn:schemas-microsoft-com:office:word" xmlns:w="http://schemas.openxmlformats.org/wordprocessingml/2006/main" xmlns:w14="http://schemas.microsoft.com/office/word/2010/wordml" xmlns:w15="http://schemas.microsoft.com/office/word/2012/wordml" xmlns:w16cex="http://schemas.microsoft.com/office/word/2018/wordml/cex" xmlns:w16cid="http://schemas.microsoft.com/office/word/2016/wordml/cid" xmlns:w16="http://schemas.microsoft.com/office/word/2018/wordml" xmlns:w16du="http://schemas.microsoft.com/office/word/2023/wordml/word16du" xmlns:w16sdtdh="http://schemas.microsoft.com/office/word/2020/wordml/sdtdatahash" xmlns:w16sdtfl="http://schemas.microsoft.com/office/word/2024/wordml/sdtformatlock" xmlns:w16se="http://schemas.microsoft.com/office/word/2015/wordml/symex" xmlns:wpg="http://schemas.microsoft.com/office/word/2010/wordprocessingGroup" xmlns:wpi="http://schemas.microsoft.com/office/word/2010/wordprocessingInk" xmlns:wne="http://schemas.microsoft.com/office/word/2006/wordml" xmlns:wps="http://schemas.microsoft.com/office/word/2010/wordprocessingShape" mc:Ignorable="w14 w15 w16se w16cid w16 w16cex w16sdtdh w16sdtfl w16du wp14">
   <w:abstractNum w:abstractNumId="0" w15:restartNumberingAfterBreak="0">
+    <w:nsid w:val="008E6EF6"/>
+    <w:multiLevelType w:val="hybridMultilevel"/>
+    <w:tmpl w:val="D5A4AC80"/>
+    <w:lvl w:ilvl="0" w:tplc="04090019">
+      <w:start w:val="1"/>
+      <w:numFmt w:val="lowerLetter"/>
+      <w:lvlText w:val="%1."/>
+      <w:lvlJc w:val="left"/>
+      <w:pPr>
+        <w:ind w:left="720" w:hanging="360"/>
+      </w:pPr>
+      <w:rPr>
+        <w:rFonts w:hint="default"/>
+      </w:rPr>
+    </w:lvl>
+    <w:lvl w:ilvl="1" w:tplc="04090019" w:tentative="1">
+      <w:start w:val="1"/>
+      <w:numFmt w:val="lowerLetter"/>
+      <w:lvlText w:val="%2."/>
+      <w:lvlJc w:val="left"/>
+      <w:pPr>
+        <w:ind w:left="1440" w:hanging="360"/>
+      </w:pPr>
+    </w:lvl>
+    <w:lvl w:ilvl="2" w:tplc="0409001B" w:tentative="1">
+      <w:start w:val="1"/>
+      <w:numFmt w:val="lowerRoman"/>
+      <w:lvlText w:val="%3."/>
+      <w:lvlJc w:val="right"/>
+      <w:pPr>
+        <w:ind w:left="2160" w:hanging="180"/>
+      </w:pPr>
+    </w:lvl>
+    <w:lvl w:ilvl="3" w:tplc="0409000F" w:tentative="1">
+      <w:start w:val="1"/>
+      <w:numFmt w:val="decimal"/>
+      <w:lvlText w:val="%4."/>
+      <w:lvlJc w:val="left"/>
+      <w:pPr>
+        <w:ind w:left="2880" w:hanging="360"/>
+      </w:pPr>
+    </w:lvl>
+    <w:lvl w:ilvl="4" w:tplc="04090019" w:tentative="1">
+      <w:start w:val="1"/>
+      <w:numFmt w:val="lowerLetter"/>
+      <w:lvlText w:val="%5."/>
+      <w:lvlJc w:val="left"/>
+      <w:pPr>
+        <w:ind w:left="3600" w:hanging="360"/>
+      </w:pPr>
+    </w:lvl>
+    <w:lvl w:ilvl="5" w:tplc="0409001B" w:tentative="1">
+      <w:start w:val="1"/>
+      <w:numFmt w:val="lowerRoman"/>
+      <w:lvlText w:val="%6."/>
+      <w:lvlJc w:val="right"/>
+      <w:pPr>
+        <w:ind w:left="4320" w:hanging="180"/>
+      </w:pPr>
+    </w:lvl>
+    <w:lvl w:ilvl="6" w:tplc="0409000F" w:tentative="1">
+      <w:start w:val="1"/>
+      <w:numFmt w:val="decimal"/>
+      <w:lvlText w:val="%7."/>
+      <w:lvlJc w:val="left"/>
+      <w:pPr>
+        <w:ind w:left="5040" w:hanging="360"/>
+      </w:pPr>
+    </w:lvl>
+    <w:lvl w:ilvl="7" w:tplc="04090019" w:tentative="1">
+      <w:start w:val="1"/>
+      <w:numFmt w:val="lowerLetter"/>
+      <w:lvlText w:val="%8."/>
+      <w:lvlJc w:val="left"/>
+      <w:pPr>
+        <w:ind w:left="5760" w:hanging="360"/>
+      </w:pPr>
+    </w:lvl>
+    <w:lvl w:ilvl="8" w:tplc="0409001B" w:tentative="1">
+      <w:start w:val="1"/>
+      <w:numFmt w:val="lowerRoman"/>
+      <w:lvlText w:val="%9."/>
+      <w:lvlJc w:val="right"/>
+      <w:pPr>
+        <w:ind w:left="6480" w:hanging="180"/>
+      </w:pPr>
+    </w:lvl>
+  </w:abstractNum>
+  <w:abstractNum w:abstractNumId="1" w15:restartNumberingAfterBreak="0">
     <w:nsid w:val="0E66020F"/>
     <w:multiLevelType w:val="hybridMultilevel"/>
     <w:tmpl w:val="0E148BCC"/>
@@ -2137,7 +2386,96 @@
       </w:pPr>
     </w:lvl>
   </w:abstractNum>
-  <w:abstractNum w:abstractNumId="1" w15:restartNumberingAfterBreak="0">
+  <w:abstractNum w:abstractNumId="2" w15:restartNumberingAfterBreak="0">
+    <w:nsid w:val="1D7A0ABB"/>
+    <w:multiLevelType w:val="hybridMultilevel"/>
+    <w:tmpl w:val="1D48CEE6"/>
+    <w:lvl w:ilvl="0" w:tplc="04090019">
+      <w:start w:val="1"/>
+      <w:numFmt w:val="lowerLetter"/>
+      <w:lvlText w:val="%1."/>
+      <w:lvlJc w:val="left"/>
+      <w:pPr>
+        <w:ind w:left="720" w:hanging="360"/>
+      </w:pPr>
+      <w:rPr>
+        <w:rFonts w:hint="default"/>
+      </w:rPr>
+    </w:lvl>
+    <w:lvl w:ilvl="1" w:tplc="04090019" w:tentative="1">
+      <w:start w:val="1"/>
+      <w:numFmt w:val="lowerLetter"/>
+      <w:lvlText w:val="%2."/>
+      <w:lvlJc w:val="left"/>
+      <w:pPr>
+        <w:ind w:left="1440" w:hanging="360"/>
+      </w:pPr>
+    </w:lvl>
+    <w:lvl w:ilvl="2" w:tplc="0409001B" w:tentative="1">
+      <w:start w:val="1"/>
+      <w:numFmt w:val="lowerRoman"/>
+      <w:lvlText w:val="%3."/>
+      <w:lvlJc w:val="right"/>
+      <w:pPr>
+        <w:ind w:left="2160" w:hanging="180"/>
+      </w:pPr>
+    </w:lvl>
+    <w:lvl w:ilvl="3" w:tplc="0409000F" w:tentative="1">
+      <w:start w:val="1"/>
+      <w:numFmt w:val="decimal"/>
+      <w:lvlText w:val="%4."/>
+      <w:lvlJc w:val="left"/>
+      <w:pPr>
+        <w:ind w:left="2880" w:hanging="360"/>
+      </w:pPr>
+    </w:lvl>
+    <w:lvl w:ilvl="4" w:tplc="04090019" w:tentative="1">
+      <w:start w:val="1"/>
+      <w:numFmt w:val="lowerLetter"/>
+      <w:lvlText w:val="%5."/>
+      <w:lvlJc w:val="left"/>
+      <w:pPr>
+        <w:ind w:left="3600" w:hanging="360"/>
+      </w:pPr>
+    </w:lvl>
+    <w:lvl w:ilvl="5" w:tplc="0409001B" w:tentative="1">
+      <w:start w:val="1"/>
+      <w:numFmt w:val="lowerRoman"/>
+      <w:lvlText w:val="%6."/>
+      <w:lvlJc w:val="right"/>
+      <w:pPr>
+        <w:ind w:left="4320" w:hanging="180"/>
+      </w:pPr>
+    </w:lvl>
+    <w:lvl w:ilvl="6" w:tplc="0409000F" w:tentative="1">
+      <w:start w:val="1"/>
+      <w:numFmt w:val="decimal"/>
+      <w:lvlText w:val="%7."/>
+      <w:lvlJc w:val="left"/>
+      <w:pPr>
+        <w:ind w:left="5040" w:hanging="360"/>
+      </w:pPr>
+    </w:lvl>
+    <w:lvl w:ilvl="7" w:tplc="04090019" w:tentative="1">
+      <w:start w:val="1"/>
+      <w:numFmt w:val="lowerLetter"/>
+      <w:lvlText w:val="%8."/>
+      <w:lvlJc w:val="left"/>
+      <w:pPr>
+        <w:ind w:left="5760" w:hanging="360"/>
+      </w:pPr>
+    </w:lvl>
+    <w:lvl w:ilvl="8" w:tplc="0409001B" w:tentative="1">
+      <w:start w:val="1"/>
+      <w:numFmt w:val="lowerRoman"/>
+      <w:lvlText w:val="%9."/>
+      <w:lvlJc w:val="right"/>
+      <w:pPr>
+        <w:ind w:left="6480" w:hanging="180"/>
+      </w:pPr>
+    </w:lvl>
+  </w:abstractNum>
+  <w:abstractNum w:abstractNumId="3" w15:restartNumberingAfterBreak="0">
     <w:nsid w:val="282253D1"/>
     <w:multiLevelType w:val="hybridMultilevel"/>
     <w:tmpl w:val="8BACDF8C"/>
@@ -2226,7 +2564,7 @@
       </w:pPr>
     </w:lvl>
   </w:abstractNum>
-  <w:abstractNum w:abstractNumId="2" w15:restartNumberingAfterBreak="0">
+  <w:abstractNum w:abstractNumId="4" w15:restartNumberingAfterBreak="0">
     <w:nsid w:val="2C074621"/>
     <w:multiLevelType w:val="hybridMultilevel"/>
     <w:tmpl w:val="D62A95FA"/>
@@ -2315,7 +2653,7 @@
       </w:pPr>
     </w:lvl>
   </w:abstractNum>
-  <w:abstractNum w:abstractNumId="3" w15:restartNumberingAfterBreak="0">
+  <w:abstractNum w:abstractNumId="5" w15:restartNumberingAfterBreak="0">
     <w:nsid w:val="6C7D5626"/>
     <w:multiLevelType w:val="hybridMultilevel"/>
     <w:tmpl w:val="7780D102"/>
@@ -2404,7 +2742,7 @@
       </w:pPr>
     </w:lvl>
   </w:abstractNum>
-  <w:abstractNum w:abstractNumId="4" w15:restartNumberingAfterBreak="0">
+  <w:abstractNum w:abstractNumId="6" w15:restartNumberingAfterBreak="0">
     <w:nsid w:val="6D8847B2"/>
     <w:multiLevelType w:val="hybridMultilevel"/>
     <w:tmpl w:val="8B5247F2"/>
@@ -2493,7 +2831,96 @@
       </w:pPr>
     </w:lvl>
   </w:abstractNum>
-  <w:abstractNum w:abstractNumId="5" w15:restartNumberingAfterBreak="0">
+  <w:abstractNum w:abstractNumId="7" w15:restartNumberingAfterBreak="0">
+    <w:nsid w:val="774B45D3"/>
+    <w:multiLevelType w:val="hybridMultilevel"/>
+    <w:tmpl w:val="D01446A4"/>
+    <w:lvl w:ilvl="0" w:tplc="04090019">
+      <w:start w:val="1"/>
+      <w:numFmt w:val="lowerLetter"/>
+      <w:lvlText w:val="%1."/>
+      <w:lvlJc w:val="left"/>
+      <w:pPr>
+        <w:ind w:left="720" w:hanging="360"/>
+      </w:pPr>
+      <w:rPr>
+        <w:rFonts w:hint="default"/>
+      </w:rPr>
+    </w:lvl>
+    <w:lvl w:ilvl="1" w:tplc="04090019" w:tentative="1">
+      <w:start w:val="1"/>
+      <w:numFmt w:val="lowerLetter"/>
+      <w:lvlText w:val="%2."/>
+      <w:lvlJc w:val="left"/>
+      <w:pPr>
+        <w:ind w:left="1440" w:hanging="360"/>
+      </w:pPr>
+    </w:lvl>
+    <w:lvl w:ilvl="2" w:tplc="0409001B" w:tentative="1">
+      <w:start w:val="1"/>
+      <w:numFmt w:val="lowerRoman"/>
+      <w:lvlText w:val="%3."/>
+      <w:lvlJc w:val="right"/>
+      <w:pPr>
+        <w:ind w:left="2160" w:hanging="180"/>
+      </w:pPr>
+    </w:lvl>
+    <w:lvl w:ilvl="3" w:tplc="0409000F" w:tentative="1">
+      <w:start w:val="1"/>
+      <w:numFmt w:val="decimal"/>
+      <w:lvlText w:val="%4."/>
+      <w:lvlJc w:val="left"/>
+      <w:pPr>
+        <w:ind w:left="2880" w:hanging="360"/>
+      </w:pPr>
+    </w:lvl>
+    <w:lvl w:ilvl="4" w:tplc="04090019" w:tentative="1">
+      <w:start w:val="1"/>
+      <w:numFmt w:val="lowerLetter"/>
+      <w:lvlText w:val="%5."/>
+      <w:lvlJc w:val="left"/>
+      <w:pPr>
+        <w:ind w:left="3600" w:hanging="360"/>
+      </w:pPr>
+    </w:lvl>
+    <w:lvl w:ilvl="5" w:tplc="0409001B" w:tentative="1">
+      <w:start w:val="1"/>
+      <w:numFmt w:val="lowerRoman"/>
+      <w:lvlText w:val="%6."/>
+      <w:lvlJc w:val="right"/>
+      <w:pPr>
+        <w:ind w:left="4320" w:hanging="180"/>
+      </w:pPr>
+    </w:lvl>
+    <w:lvl w:ilvl="6" w:tplc="0409000F" w:tentative="1">
+      <w:start w:val="1"/>
+      <w:numFmt w:val="decimal"/>
+      <w:lvlText w:val="%7."/>
+      <w:lvlJc w:val="left"/>
+      <w:pPr>
+        <w:ind w:left="5040" w:hanging="360"/>
+      </w:pPr>
+    </w:lvl>
+    <w:lvl w:ilvl="7" w:tplc="04090019" w:tentative="1">
+      <w:start w:val="1"/>
+      <w:numFmt w:val="lowerLetter"/>
+      <w:lvlText w:val="%8."/>
+      <w:lvlJc w:val="left"/>
+      <w:pPr>
+        <w:ind w:left="5760" w:hanging="360"/>
+      </w:pPr>
+    </w:lvl>
+    <w:lvl w:ilvl="8" w:tplc="0409001B" w:tentative="1">
+      <w:start w:val="1"/>
+      <w:numFmt w:val="lowerRoman"/>
+      <w:lvlText w:val="%9."/>
+      <w:lvlJc w:val="right"/>
+      <w:pPr>
+        <w:ind w:left="6480" w:hanging="180"/>
+      </w:pPr>
+    </w:lvl>
+  </w:abstractNum>
+  <w:abstractNum w:abstractNumId="8" w15:restartNumberingAfterBreak="0">
     <w:nsid w:val="78B512CA"/>
     <w:multiLevelType w:val="hybridMultilevel"/>
     <w:tmpl w:val="74FC5F34"/>
@@ -2582,7 +3009,7 @@
       </w:pPr>
     </w:lvl>
   </w:abstractNum>
-  <w:abstractNum w:abstractNumId="6" w15:restartNumberingAfterBreak="0">
+  <w:abstractNum w:abstractNumId="9" w15:restartNumberingAfterBreak="0">
     <w:nsid w:val="7D742AE9"/>
     <w:multiLevelType w:val="hybridMultilevel"/>
     <w:tmpl w:val="2AD80444"/>
@@ -2672,25 +3099,34 @@
     </w:lvl>
   </w:abstractNum>
   <w:num w:numId="1" w16cid:durableId="817234077">
+    <w:abstractNumId w:val="5"/>
+  </w:num>
+  <w:num w:numId="2" w16cid:durableId="2141266817">
+    <w:abstractNumId w:val="6"/>
+  </w:num>
+  <w:num w:numId="3" w16cid:durableId="1171018698">
+    <w:abstractNumId w:val="8"/>
+  </w:num>
+  <w:num w:numId="4" w16cid:durableId="1592003135">
+    <w:abstractNumId w:val="4"/>
+  </w:num>
+  <w:num w:numId="5" w16cid:durableId="814250893">
+    <w:abstractNumId w:val="9"/>
+  </w:num>
+  <w:num w:numId="6" w16cid:durableId="267811813">
+    <w:abstractNumId w:val="1"/>
+  </w:num>
+  <w:num w:numId="7" w16cid:durableId="629361837">
     <w:abstractNumId w:val="3"/>
   </w:num>
-  <w:num w:numId="2" w16cid:durableId="2141266817">
-    <w:abstractNumId w:val="4"/>
-  </w:num>
-  <w:num w:numId="3" w16cid:durableId="1171018698">
-    <w:abstractNumId w:val="5"/>
-  </w:num>
-  <w:num w:numId="4" w16cid:durableId="1592003135">
-    <w:abstractNumId w:val="2"/>
-  </w:num>
-  <w:num w:numId="5" w16cid:durableId="814250893">
-    <w:abstractNumId w:val="6"/>
-  </w:num>
-  <w:num w:numId="6" w16cid:durableId="267811813">
+  <w:num w:numId="8" w16cid:durableId="1139762145">
     <w:abstractNumId w:val="0"/>
   </w:num>
-  <w:num w:numId="7" w16cid:durableId="629361837">
-    <w:abstractNumId w:val="1"/>
+  <w:num w:numId="9" w16cid:durableId="328600278">
+    <w:abstractNumId w:val="7"/>
+  </w:num>
+  <w:num w:numId="10" w16cid:durableId="1136220292">
+    <w:abstractNumId w:val="2"/>
   </w:num>
 </w:numbering>
 </file>

--- a/sem2/PAPRO/Papro4/Sprawozdanie_lab4.docx
+++ b/sem2/PAPRO/Papro4/Sprawozdanie_lab4.docx
@@ -1707,7 +1707,13 @@
         <w:rPr>
           <w:lang w:val="pl-PL"/>
         </w:rPr>
-        <w:t>9.17</w:t>
+        <w:t>9.1</w:t>
+      </w:r>
+      <w:r>
+        <w:rPr>
+          <w:lang w:val="pl-PL"/>
+        </w:rPr>
+        <w:t>4</w:t>
       </w:r>
     </w:p>
     <w:p>
@@ -2080,6 +2086,54 @@
           <w:lang w:val="pl-PL"/>
         </w:rPr>
       </w:pPr>
+      <w:r>
+        <w:rPr>
+          <w:lang w:val="pl-PL"/>
+        </w:rPr>
+        <w:t>Szybsze jest tworzenie wątków, jak widać na zdjęciu poniżej, o około 12 razy.</w:t>
+      </w:r>
+    </w:p>
+    <w:p>
+      <w:pPr>
+        <w:pStyle w:val="ListParagraph"/>
+        <w:numPr>
+          <w:ilvl w:val="0"/>
+          <w:numId w:val="10"/>
+        </w:numPr>
+        <w:rPr>
+          <w:lang w:val="pl-PL"/>
+        </w:rPr>
+      </w:pPr>
+      <w:r>
+        <w:rPr>
+          <w:lang w:val="pl-PL"/>
+        </w:rPr>
+        <w:t xml:space="preserve">Ponieważ tworzenie procesu wymaga np. stworzenia pamięci własnej procesu co zabiera zasoby oraz czas systemu operacyjnego. Wątki działają już </w:t>
+      </w:r>
+      <w:r>
+        <w:rPr>
+          <w:lang w:val="pl-PL"/>
+        </w:rPr>
+        <w:t>istniejącym</w:t>
+      </w:r>
+      <w:r>
+        <w:rPr>
+          <w:lang w:val="pl-PL"/>
+        </w:rPr>
+        <w:t xml:space="preserve"> procesie </w:t>
+      </w:r>
+      <w:r>
+        <w:rPr>
+          <w:lang w:val="pl-PL"/>
+        </w:rPr>
+        <w:t>oraz</w:t>
+      </w:r>
+      <w:r>
+        <w:rPr>
+          <w:lang w:val="pl-PL"/>
+        </w:rPr>
+        <w:t xml:space="preserve"> tworzenie ich jest szybsze i mniej obciążające.</w:t>
+      </w:r>
     </w:p>
     <w:p>
       <w:pPr>
@@ -2118,6 +2172,66 @@
           <w:lang w:val="pl-PL"/>
         </w:rPr>
       </w:pPr>
+      <w:r>
+        <w:rPr>
+          <w:lang w:val="pl-PL"/>
+        </w:rPr>
+        <w:drawing>
+          <wp:anchor distT="0" distB="0" distL="114300" distR="114300" simplePos="0" relativeHeight="251663360" behindDoc="0" locked="0" layoutInCell="1" allowOverlap="1" wp14:anchorId="2E99FB3F" wp14:editId="1AB3ED44">
+            <wp:simplePos x="0" y="0"/>
+            <wp:positionH relativeFrom="column">
+              <wp:posOffset>65314</wp:posOffset>
+            </wp:positionH>
+            <wp:positionV relativeFrom="page">
+              <wp:posOffset>6257925</wp:posOffset>
+            </wp:positionV>
+            <wp:extent cx="5943600" cy="1266190"/>
+            <wp:effectExtent l="0" t="0" r="0" b="3810"/>
+            <wp:wrapTopAndBottom/>
+            <wp:docPr id="311319773" name="Picture 1"/>
+            <wp:cNvGraphicFramePr>
+              <a:graphicFrameLocks xmlns:a="http://schemas.openxmlformats.org/drawingml/2006/main" noChangeAspect="1"/>
+            </wp:cNvGraphicFramePr>
+            <a:graphic xmlns:a="http://schemas.openxmlformats.org/drawingml/2006/main">
+              <a:graphicData uri="http://schemas.openxmlformats.org/drawingml/2006/picture">
+                <pic:pic xmlns:pic="http://schemas.openxmlformats.org/drawingml/2006/picture">
+                  <pic:nvPicPr>
+                    <pic:cNvPr id="311319773" name=""/>
+                    <pic:cNvPicPr/>
+                  </pic:nvPicPr>
+                  <pic:blipFill>
+                    <a:blip r:embed="rId13">
+                      <a:extLst>
+                        <a:ext uri="{28A0092B-C50C-407E-A947-70E740481C1C}">
+                          <a14:useLocalDpi xmlns:a14="http://schemas.microsoft.com/office/drawing/2010/main" val="0"/>
+                        </a:ext>
+                      </a:extLst>
+                    </a:blip>
+                    <a:stretch>
+                      <a:fillRect/>
+                    </a:stretch>
+                  </pic:blipFill>
+                  <pic:spPr>
+                    <a:xfrm>
+                      <a:off x="0" y="0"/>
+                      <a:ext cx="5943600" cy="1266190"/>
+                    </a:xfrm>
+                    <a:prstGeom prst="rect">
+                      <a:avLst/>
+                    </a:prstGeom>
+                  </pic:spPr>
+                </pic:pic>
+              </a:graphicData>
+            </a:graphic>
+            <wp14:sizeRelH relativeFrom="page">
+              <wp14:pctWidth>0</wp14:pctWidth>
+            </wp14:sizeRelH>
+            <wp14:sizeRelV relativeFrom="page">
+              <wp14:pctHeight>0</wp14:pctHeight>
+            </wp14:sizeRelV>
+          </wp:anchor>
+        </w:drawing>
+      </w:r>
     </w:p>
     <w:p>
       <w:pPr>
@@ -2127,7 +2241,7 @@
       </w:pPr>
     </w:p>
     <w:sectPr>
-      <w:headerReference w:type="default" r:id="rId13"/>
+      <w:headerReference w:type="default" r:id="rId14"/>
       <w:pgSz w:w="12240" w:h="15840"/>
       <w:pgMar w:top="1440" w:right="1440" w:bottom="1440" w:left="1440" w:header="720" w:footer="720" w:gutter="0"/>
       <w:cols w:space="720"/>
